--- a/static/media/6.kh_ttra_dot_xuat.docx
+++ b/static/media/6.kh_ttra_dot_xuat.docx
@@ -1,321 +1,123 @@
 
 <file path=word/document.xml><?xml version="1.0" encoding="utf-8"?>
-<w:document xmlns:wpc="http://schemas.microsoft.com/office/word/2010/wordprocessingCanvas" xmlns:cx="http://schemas.microsoft.com/office/drawing/2014/chartex" xmlns:cx1="http://schemas.microsoft.com/office/drawing/2015/9/8/chartex" xmlns:cx2="http://schemas.microsoft.com/office/drawing/2015/10/21/chartex" xmlns:cx3="http://schemas.microsoft.com/office/drawing/2016/5/9/chartex" xmlns:cx4="http://schemas.microsoft.com/office/drawing/2016/5/10/chartex" xmlns:cx5="http://schemas.microsoft.com/office/drawing/2016/5/11/chartex" xmlns:cx6="http://schemas.microsoft.com/office/drawing/2016/5/12/chartex" xmlns:cx7="http://schemas.microsoft.com/office/drawing/2016/5/13/chartex" xmlns:cx8="http://schemas.microsoft.com/office/drawing/2016/5/14/chartex" xmlns:mc="http://schemas.openxmlformats.org/markup-compatibility/2006" xmlns:aink="http://schemas.microsoft.com/office/drawing/2016/ink" xmlns:am3d="http://schemas.microsoft.com/office/drawing/2017/model3d" xmlns:o="urn:schemas-microsoft-com:office:office" xmlns:r="http://schemas.openxmlformats.org/officeDocument/2006/relationships" xmlns:m="http://schemas.openxmlformats.org/officeDocument/2006/math" xmlns:v="urn:schemas-microsoft-com:vml" xmlns:wp14="http://schemas.microsoft.com/office/word/2010/wordprocessingDrawing" xmlns:wp="http://schemas.openxmlformats.org/drawingml/2006/wordprocessingDrawing" xmlns:w10="urn:schemas-microsoft-com:office:word" xmlns:w="http://schemas.openxmlformats.org/wordprocessingml/2006/main" xmlns:w14="http://schemas.microsoft.com/office/word/2010/wordml" xmlns:w15="http://schemas.microsoft.com/office/word/2012/wordml" xmlns:w16cex="http://schemas.microsoft.com/office/word/2018/wordml/cex" xmlns:w16cid="http://schemas.microsoft.com/office/word/2016/wordml/cid" xmlns:w16="http://schemas.microsoft.com/office/word/2018/wordml" xmlns:w16sdtdh="http://schemas.microsoft.com/office/word/2020/wordml/sdtdatahash" xmlns:w16se="http://schemas.microsoft.com/office/word/2015/wordml/symex" xmlns:wpg="http://schemas.microsoft.com/office/word/2010/wordprocessingGroup" xmlns:wpi="http://schemas.microsoft.com/office/word/2010/wordprocessingInk" xmlns:wne="http://schemas.microsoft.com/office/word/2006/wordml" xmlns:wps="http://schemas.microsoft.com/office/word/2010/wordprocessingShape" mc:Ignorable="w14 w15 w16se w16cid w16 w16cex w16sdtdh wp14">
+<w:document xmlns:wpc="http://schemas.microsoft.com/office/word/2010/wordprocessingCanvas" xmlns:cx="http://schemas.microsoft.com/office/drawing/2014/chartex" xmlns:cx1="http://schemas.microsoft.com/office/drawing/2015/9/8/chartex" xmlns:cx2="http://schemas.microsoft.com/office/drawing/2015/10/21/chartex" xmlns:cx3="http://schemas.microsoft.com/office/drawing/2016/5/9/chartex" xmlns:cx4="http://schemas.microsoft.com/office/drawing/2016/5/10/chartex" xmlns:cx5="http://schemas.microsoft.com/office/drawing/2016/5/11/chartex" xmlns:cx6="http://schemas.microsoft.com/office/drawing/2016/5/12/chartex" xmlns:cx7="http://schemas.microsoft.com/office/drawing/2016/5/13/chartex" xmlns:cx8="http://schemas.microsoft.com/office/drawing/2016/5/14/chartex" xmlns:mc="http://schemas.openxmlformats.org/markup-compatibility/2006" xmlns:aink="http://schemas.microsoft.com/office/drawing/2016/ink" xmlns:am3d="http://schemas.microsoft.com/office/drawing/2017/model3d" xmlns:o="urn:schemas-microsoft-com:office:office" xmlns:oel="http://schemas.microsoft.com/office/2019/extlst" xmlns:r="http://schemas.openxmlformats.org/officeDocument/2006/relationships" xmlns:m="http://schemas.openxmlformats.org/officeDocument/2006/math" xmlns:v="urn:schemas-microsoft-com:vml" xmlns:wp14="http://schemas.microsoft.com/office/word/2010/wordprocessingDrawing" xmlns:wp="http://schemas.openxmlformats.org/drawingml/2006/wordprocessingDrawing" xmlns:w10="urn:schemas-microsoft-com:office:word" xmlns:w="http://schemas.openxmlformats.org/wordprocessingml/2006/main" xmlns:w14="http://schemas.microsoft.com/office/word/2010/wordml" xmlns:w15="http://schemas.microsoft.com/office/word/2012/wordml" xmlns:w16cex="http://schemas.microsoft.com/office/word/2018/wordml/cex" xmlns:w16cid="http://schemas.microsoft.com/office/word/2016/wordml/cid" xmlns:w16="http://schemas.microsoft.com/office/word/2018/wordml" xmlns:w16du="http://schemas.microsoft.com/office/word/2023/wordml/word16du" xmlns:w16sdtdh="http://schemas.microsoft.com/office/word/2020/wordml/sdtdatahash" xmlns:w16sdtfl="http://schemas.microsoft.com/office/word/2024/wordml/sdtformatlock" xmlns:w16se="http://schemas.microsoft.com/office/word/2015/wordml/symex" xmlns:wpg="http://schemas.microsoft.com/office/word/2010/wordprocessingGroup" xmlns:wpi="http://schemas.microsoft.com/office/word/2010/wordprocessingInk" xmlns:wne="http://schemas.microsoft.com/office/word/2006/wordml" xmlns:wps="http://schemas.microsoft.com/office/word/2010/wordprocessingShape" mc:Ignorable="w14 w15 w16se w16cid w16 w16cex w16sdtdh w16sdtfl w16du wp14">
   <w:body>
-    <w:tbl>
-      <w:tblPr>
-        <w:tblW w:w="9556" w:type="dxa"/>
-        <w:jc w:val="center"/>
-        <w:tblLayout w:type="fixed"/>
-        <w:tblCellMar>
-          <w:left w:w="0" w:type="dxa"/>
-          <w:right w:w="0" w:type="dxa"/>
-        </w:tblCellMar>
-        <w:tblLook w:val="0000" w:firstRow="0" w:lastRow="0" w:firstColumn="0" w:lastColumn="0" w:noHBand="0" w:noVBand="0"/>
-      </w:tblPr>
-      <w:tblGrid>
-        <w:gridCol w:w="3517"/>
-        <w:gridCol w:w="6039"/>
-      </w:tblGrid>
-      <w:tr>
-        <w:trPr>
-          <w:jc w:val="center"/>
-        </w:trPr>
-        <w:tc>
-          <w:tcPr>
-            <w:tcW w:w="3517" w:type="dxa"/>
-          </w:tcPr>
-          <w:p>
-            <w:pPr>
-              <w:tabs>
-                <w:tab w:val="center" w:pos="1560"/>
-                <w:tab w:val="center" w:pos="6237"/>
-              </w:tabs>
-              <w:jc w:val="center"/>
-              <w:rPr>
-                <w:sz w:val="26"/>
-                <w:szCs w:val="26"/>
-              </w:rPr>
-            </w:pPr>
-            <w:r>
-              <w:rPr>
-                <w:sz w:val="26"/>
-                <w:szCs w:val="26"/>
-              </w:rPr>
-              <w:t>CỤC THUẾ TỈNH QUẢNG TRỊ</w:t>
-            </w:r>
-          </w:p>
-          <w:p>
-            <w:pPr>
-              <w:tabs>
-                <w:tab w:val="center" w:pos="1560"/>
-                <w:tab w:val="center" w:pos="6237"/>
-              </w:tabs>
-              <w:jc w:val="center"/>
-              <w:rPr>
-                <w:b/>
-                <w:sz w:val="26"/>
-                <w:szCs w:val="26"/>
-              </w:rPr>
-            </w:pPr>
-            <w:r>
-              <w:rPr>
-                <w:b/>
-                <w:sz w:val="26"/>
-                <w:szCs w:val="26"/>
-              </w:rPr>
-              <w:t xml:space="preserve">ĐOÀN THANH TRA </w:t>
-            </w:r>
-            <w:r>
-              <w:rPr>
-                <w:b/>
-                <w:sz w:val="26"/>
-                <w:szCs w:val="26"/>
-              </w:rPr>
-              <w:t>THUẾ</w:t>
-            </w:r>
-          </w:p>
-          <w:p>
-            <w:pPr>
-              <w:tabs>
-                <w:tab w:val="center" w:pos="1560"/>
-              </w:tabs>
-            </w:pPr>
-            <w:r>
-              <w:rPr>
-                <w:noProof/>
-                <w:sz w:val="26"/>
-                <w:szCs w:val="26"/>
-              </w:rPr>
-              <mc:AlternateContent>
-                <mc:Choice Requires="wps">
-                  <w:drawing>
-                    <wp:anchor distT="0" distB="0" distL="114300" distR="114300" simplePos="0" relativeHeight="251657216" behindDoc="0" locked="0" layoutInCell="1" allowOverlap="1" wp14:anchorId="079AC8C0" wp14:editId="5814256C">
-                      <wp:simplePos x="0" y="0"/>
-                      <wp:positionH relativeFrom="column">
-                        <wp:posOffset>404495</wp:posOffset>
-                      </wp:positionH>
-                      <wp:positionV relativeFrom="paragraph">
-                        <wp:posOffset>13335</wp:posOffset>
-                      </wp:positionV>
-                      <wp:extent cx="1323340" cy="0"/>
-                      <wp:effectExtent l="0" t="0" r="29210" b="19050"/>
-                      <wp:wrapNone/>
-                      <wp:docPr id="2" name="Line 8"/>
-                      <wp:cNvGraphicFramePr>
-                        <a:graphicFrameLocks xmlns:a="http://schemas.openxmlformats.org/drawingml/2006/main"/>
-                      </wp:cNvGraphicFramePr>
-                      <a:graphic xmlns:a="http://schemas.openxmlformats.org/drawingml/2006/main">
-                        <a:graphicData uri="http://schemas.microsoft.com/office/word/2010/wordprocessingShape">
-                          <wps:wsp>
-                            <wps:cNvCnPr>
-                              <a:cxnSpLocks noChangeShapeType="1"/>
-                            </wps:cNvCnPr>
-                            <wps:spPr bwMode="auto">
-                              <a:xfrm>
-                                <a:off x="0" y="0"/>
-                                <a:ext cx="1323340" cy="0"/>
-                              </a:xfrm>
-                              <a:prstGeom prst="line">
-                                <a:avLst/>
-                              </a:prstGeom>
-                              <a:noFill/>
-                              <a:ln w="9525">
-                                <a:solidFill>
-                                  <a:srgbClr val="000000"/>
-                                </a:solidFill>
-                                <a:round/>
-                                <a:headEnd/>
-                                <a:tailEnd/>
-                              </a:ln>
-                              <a:extLst>
-                                <a:ext uri="{909E8E84-426E-40DD-AFC4-6F175D3DCCD1}">
-                                  <a14:hiddenFill xmlns:a14="http://schemas.microsoft.com/office/drawing/2010/main">
-                                    <a:noFill/>
-                                  </a14:hiddenFill>
-                                </a:ext>
-                              </a:extLst>
-                            </wps:spPr>
-                            <wps:bodyPr/>
-                          </wps:wsp>
-                        </a:graphicData>
-                      </a:graphic>
-                      <wp14:sizeRelH relativeFrom="page">
-                        <wp14:pctWidth>0</wp14:pctWidth>
-                      </wp14:sizeRelH>
-                      <wp14:sizeRelV relativeFrom="page">
-                        <wp14:pctHeight>0</wp14:pctHeight>
-                      </wp14:sizeRelV>
-                    </wp:anchor>
-                  </w:drawing>
-                </mc:Choice>
-                <mc:Fallback>
-                  <w:pict>
-                    <v:line w14:anchorId="2D9E7BAD" id="Line 8" o:spid="_x0000_s1026" style="position:absolute;z-index:251657216;visibility:visible;mso-wrap-style:square;mso-width-percent:0;mso-height-percent:0;mso-wrap-distance-left:9pt;mso-wrap-distance-top:0;mso-wrap-distance-right:9pt;mso-wrap-distance-bottom:0;mso-position-horizontal:absolute;mso-position-horizontal-relative:text;mso-position-vertical:absolute;mso-position-vertical-relative:text;mso-width-percent:0;mso-height-percent:0;mso-width-relative:page;mso-height-relative:page" from="31.85pt,1.05pt" to="136.05pt,1.05pt" o:gfxdata="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"/>
-                  </w:pict>
-                </mc:Fallback>
-              </mc:AlternateContent>
-            </w:r>
-            <w:r>
-              <w:rPr>
-                <w:sz w:val="26"/>
-                <w:szCs w:val="26"/>
-              </w:rPr>
-              <w:tab/>
-            </w:r>
-          </w:p>
-        </w:tc>
-        <w:tc>
-          <w:tcPr>
-            <w:tcW w:w="6039" w:type="dxa"/>
-          </w:tcPr>
-          <w:p>
-            <w:pPr>
-              <w:jc w:val="center"/>
-              <w:rPr>
-                <w:b/>
-                <w:bCs/>
-                <w:sz w:val="26"/>
-                <w:szCs w:val="26"/>
-              </w:rPr>
-            </w:pPr>
-            <w:r>
-              <w:rPr>
-                <w:b/>
-                <w:bCs/>
-                <w:sz w:val="26"/>
-                <w:szCs w:val="26"/>
-              </w:rPr>
-              <w:t xml:space="preserve">CỘNG HÒA XÃ HỘI CHỦ NGHĨA VIỆT </w:t>
-            </w:r>
-            <w:smartTag w:uri="urn:schemas-microsoft-com:office:smarttags" w:element="place">
-              <w:smartTag w:uri="urn:schemas-microsoft-com:office:smarttags" w:element="State">
-                <w:r>
-                  <w:rPr>
-                    <w:b/>
-                    <w:bCs/>
-                    <w:sz w:val="26"/>
-                    <w:szCs w:val="26"/>
-                  </w:rPr>
-                  <w:t>NAM</w:t>
-                </w:r>
-              </w:smartTag>
-            </w:smartTag>
-          </w:p>
-          <w:p>
-            <w:pPr>
-              <w:jc w:val="center"/>
-              <w:rPr>
-                <w:b/>
-                <w:szCs w:val="26"/>
-              </w:rPr>
-            </w:pPr>
-            <w:r>
-              <w:rPr>
-                <w:b/>
-                <w:bCs/>
-                <w:sz w:val="26"/>
-                <w:szCs w:val="26"/>
-              </w:rPr>
-              <w:t>Độc lập – Tự do – Hạnh phúc</w:t>
-            </w:r>
-          </w:p>
-          <w:p>
-            <w:pPr>
-              <w:tabs>
-                <w:tab w:val="center" w:pos="1560"/>
-                <w:tab w:val="center" w:pos="6237"/>
-              </w:tabs>
-              <w:jc w:val="center"/>
-              <w:rPr>
-                <w:sz w:val="26"/>
-                <w:szCs w:val="26"/>
-              </w:rPr>
-            </w:pPr>
-            <w:r>
-              <w:rPr>
-                <w:noProof/>
-                <w:sz w:val="26"/>
-                <w:szCs w:val="26"/>
-              </w:rPr>
-              <mc:AlternateContent>
-                <mc:Choice Requires="wps">
-                  <w:drawing>
-                    <wp:anchor distT="0" distB="0" distL="114300" distR="114300" simplePos="0" relativeHeight="251658240" behindDoc="0" locked="0" layoutInCell="1" allowOverlap="1" wp14:anchorId="17EC7881" wp14:editId="65D79F4A">
-                      <wp:simplePos x="0" y="0"/>
-                      <wp:positionH relativeFrom="column">
-                        <wp:posOffset>986155</wp:posOffset>
-                      </wp:positionH>
-                      <wp:positionV relativeFrom="paragraph">
-                        <wp:posOffset>10160</wp:posOffset>
-                      </wp:positionV>
-                      <wp:extent cx="1899920" cy="0"/>
-                      <wp:effectExtent l="0" t="0" r="24130" b="19050"/>
-                      <wp:wrapNone/>
-                      <wp:docPr id="1" name="Line 9"/>
-                      <wp:cNvGraphicFramePr>
-                        <a:graphicFrameLocks xmlns:a="http://schemas.openxmlformats.org/drawingml/2006/main"/>
-                      </wp:cNvGraphicFramePr>
-                      <a:graphic xmlns:a="http://schemas.openxmlformats.org/drawingml/2006/main">
-                        <a:graphicData uri="http://schemas.microsoft.com/office/word/2010/wordprocessingShape">
-                          <wps:wsp>
-                            <wps:cNvCnPr>
-                              <a:cxnSpLocks noChangeShapeType="1"/>
-                            </wps:cNvCnPr>
-                            <wps:spPr bwMode="auto">
-                              <a:xfrm>
-                                <a:off x="0" y="0"/>
-                                <a:ext cx="1899920" cy="0"/>
-                              </a:xfrm>
-                              <a:prstGeom prst="line">
-                                <a:avLst/>
-                              </a:prstGeom>
-                              <a:noFill/>
-                              <a:ln w="9525">
-                                <a:solidFill>
-                                  <a:srgbClr val="000000"/>
-                                </a:solidFill>
-                                <a:round/>
-                                <a:headEnd/>
-                                <a:tailEnd/>
-                              </a:ln>
-                              <a:extLst>
-                                <a:ext uri="{909E8E84-426E-40DD-AFC4-6F175D3DCCD1}">
-                                  <a14:hiddenFill xmlns:a14="http://schemas.microsoft.com/office/drawing/2010/main">
-                                    <a:noFill/>
-                                  </a14:hiddenFill>
-                                </a:ext>
-                              </a:extLst>
-                            </wps:spPr>
-                            <wps:bodyPr/>
-                          </wps:wsp>
-                        </a:graphicData>
-                      </a:graphic>
-                      <wp14:sizeRelH relativeFrom="page">
-                        <wp14:pctWidth>0</wp14:pctWidth>
-                      </wp14:sizeRelH>
-                      <wp14:sizeRelV relativeFrom="page">
-                        <wp14:pctHeight>0</wp14:pctHeight>
-                      </wp14:sizeRelV>
-                    </wp:anchor>
-                  </w:drawing>
-                </mc:Choice>
-                <mc:Fallback>
-                  <w:pict>
-                    <v:line w14:anchorId="7E049AFB" id="Line 9" o:spid="_x0000_s1026" style="position:absolute;z-index:251658240;visibility:visible;mso-wrap-style:square;mso-width-percent:0;mso-height-percent:0;mso-wrap-distance-left:9pt;mso-wrap-distance-top:0;mso-wrap-distance-right:9pt;mso-wrap-distance-bottom:0;mso-position-horizontal:absolute;mso-position-horizontal-relative:text;mso-position-vertical:absolute;mso-position-vertical-relative:text;mso-width-percent:0;mso-height-percent:0;mso-width-relative:page;mso-height-relative:page" from="77.65pt,.8pt" to="227.25pt,.8pt" o:gfxdata="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"/>
-                  </w:pict>
-                </mc:Fallback>
-              </mc:AlternateContent>
-            </w:r>
-          </w:p>
-        </w:tc>
-      </w:tr>
-    </w:tbl>
+    <w:p>
+      <w:pPr>
+        <w:tabs>
+          <w:tab w:val="center" w:pos="1276"/>
+          <w:tab w:val="center" w:pos="6804"/>
+        </w:tabs>
+        <w:ind w:left="-1418" w:right="-426"/>
+        <w:jc w:val="both"/>
+        <w:rPr>
+          <w:iCs/>
+          <w:spacing w:val="-20"/>
+          <w:sz w:val="26"/>
+          <w:szCs w:val="26"/>
+        </w:rPr>
+      </w:pPr>
+      <w:r>
+        <w:rPr>
+          <w:iCs/>
+          <w:spacing w:val="-20"/>
+          <w:sz w:val="26"/>
+          <w:szCs w:val="26"/>
+        </w:rPr>
+        <w:tab/>
+      </w:r>
+      <w:r>
+        <w:rPr>
+          <w:iCs/>
+          <w:spacing w:val="-20"/>
+          <w:sz w:val="26"/>
+          <w:szCs w:val="26"/>
+        </w:rPr>
+        <w:t>PHÒNG THANH TRA – KIỂM TRA SỐ 4</w:t>
+      </w:r>
+      <w:r>
+        <w:rPr>
+          <w:iCs/>
+          <w:spacing w:val="-20"/>
+          <w:sz w:val="26"/>
+          <w:szCs w:val="26"/>
+        </w:rPr>
+        <w:tab/>
+      </w:r>
+      <w:r>
+        <w:rPr>
+          <w:b/>
+          <w:bCs/>
+          <w:iCs/>
+          <w:sz w:val="26"/>
+          <w:szCs w:val="26"/>
+        </w:rPr>
+        <w:t>CỘNG HÒA XÃ HỘI CHỦ NGHĨA VIỆT NAM</w:t>
+      </w:r>
+    </w:p>
+    <w:p>
+      <w:pPr>
+        <w:tabs>
+          <w:tab w:val="center" w:pos="1276"/>
+          <w:tab w:val="center" w:pos="6804"/>
+        </w:tabs>
+        <w:ind w:left="-1418" w:right="-426"/>
+        <w:jc w:val="both"/>
+        <w:rPr>
+          <w:iCs/>
+          <w:spacing w:val="-20"/>
+          <w:sz w:val="26"/>
+          <w:szCs w:val="26"/>
+        </w:rPr>
+      </w:pPr>
+      <w:r>
+        <w:rPr>
+          <w:iCs/>
+          <w:spacing w:val="-20"/>
+          <w:sz w:val="26"/>
+          <w:szCs w:val="26"/>
+        </w:rPr>
+        <w:tab/>
+      </w:r>
+      <w:r>
+        <w:rPr>
+          <w:b/>
+          <w:bCs/>
+          <w:iCs/>
+          <w:spacing w:val="-20"/>
+          <w:sz w:val="28"/>
+          <w:szCs w:val="28"/>
+        </w:rPr>
+        <w:t>ĐOÀN THANH TRA</w:t>
+      </w:r>
+      <w:r>
+        <w:rPr>
+          <w:b/>
+          <w:bCs/>
+          <w:iCs/>
+          <w:spacing w:val="-20"/>
+          <w:sz w:val="28"/>
+          <w:szCs w:val="28"/>
+        </w:rPr>
+        <w:tab/>
+      </w:r>
+      <w:r>
+        <w:rPr>
+          <w:b/>
+          <w:bCs/>
+          <w:iCs/>
+          <w:sz w:val="28"/>
+          <w:szCs w:val="28"/>
+        </w:rPr>
+        <w:t>Độc lập – Tự do – Hạnh phúc</w:t>
+      </w:r>
+    </w:p>
     <w:p>
       <w:pPr>
         <w:tabs>
           <w:tab w:val="right" w:pos="9072"/>
         </w:tabs>
+        <w:spacing w:before="120"/>
         <w:jc w:val="both"/>
         <w:rPr>
           <w:i/>
@@ -323,6 +125,156 @@
           <w:szCs w:val="28"/>
         </w:rPr>
       </w:pPr>
+      <w:r>
+        <w:rPr>
+          <w:noProof/>
+          <w:sz w:val="26"/>
+          <w:szCs w:val="26"/>
+        </w:rPr>
+        <mc:AlternateContent>
+          <mc:Choice Requires="wps">
+            <w:drawing>
+              <wp:anchor distT="0" distB="0" distL="114300" distR="114300" simplePos="0" relativeHeight="251662848" behindDoc="0" locked="0" layoutInCell="1" allowOverlap="1" wp14:anchorId="1E4B4078" wp14:editId="314B4FE0">
+                <wp:simplePos x="0" y="0"/>
+                <wp:positionH relativeFrom="column">
+                  <wp:posOffset>3381375</wp:posOffset>
+                </wp:positionH>
+                <wp:positionV relativeFrom="paragraph">
+                  <wp:posOffset>7620</wp:posOffset>
+                </wp:positionV>
+                <wp:extent cx="1899920" cy="0"/>
+                <wp:effectExtent l="0" t="0" r="24130" b="19050"/>
+                <wp:wrapNone/>
+                <wp:docPr id="1" name="Line 9"/>
+                <wp:cNvGraphicFramePr>
+                  <a:graphicFrameLocks xmlns:a="http://schemas.openxmlformats.org/drawingml/2006/main"/>
+                </wp:cNvGraphicFramePr>
+                <a:graphic xmlns:a="http://schemas.openxmlformats.org/drawingml/2006/main">
+                  <a:graphicData uri="http://schemas.microsoft.com/office/word/2010/wordprocessingShape">
+                    <wps:wsp>
+                      <wps:cNvCnPr>
+                        <a:cxnSpLocks noChangeShapeType="1"/>
+                      </wps:cNvCnPr>
+                      <wps:spPr bwMode="auto">
+                        <a:xfrm>
+                          <a:off x="0" y="0"/>
+                          <a:ext cx="1899920" cy="0"/>
+                        </a:xfrm>
+                        <a:prstGeom prst="line">
+                          <a:avLst/>
+                        </a:prstGeom>
+                        <a:noFill/>
+                        <a:ln w="9525">
+                          <a:solidFill>
+                            <a:srgbClr val="000000"/>
+                          </a:solidFill>
+                          <a:round/>
+                          <a:headEnd/>
+                          <a:tailEnd/>
+                        </a:ln>
+                        <a:extLst>
+                          <a:ext uri="{909E8E84-426E-40DD-AFC4-6F175D3DCCD1}">
+                            <a14:hiddenFill xmlns:a14="http://schemas.microsoft.com/office/drawing/2010/main">
+                              <a:noFill/>
+                            </a14:hiddenFill>
+                          </a:ext>
+                        </a:extLst>
+                      </wps:spPr>
+                      <wps:bodyPr/>
+                    </wps:wsp>
+                  </a:graphicData>
+                </a:graphic>
+                <wp14:sizeRelH relativeFrom="page">
+                  <wp14:pctWidth>0</wp14:pctWidth>
+                </wp14:sizeRelH>
+                <wp14:sizeRelV relativeFrom="page">
+                  <wp14:pctHeight>0</wp14:pctHeight>
+                </wp14:sizeRelV>
+              </wp:anchor>
+            </w:drawing>
+          </mc:Choice>
+          <mc:Fallback>
+            <w:pict>
+              <v:line w14:anchorId="62DDED64" id="Line 9" o:spid="_x0000_s1026" style="position:absolute;z-index:251662848;visibility:visible;mso-wrap-style:square;mso-width-percent:0;mso-height-percent:0;mso-wrap-distance-left:9pt;mso-wrap-distance-top:0;mso-wrap-distance-right:9pt;mso-wrap-distance-bottom:0;mso-position-horizontal:absolute;mso-position-horizontal-relative:text;mso-position-vertical:absolute;mso-position-vertical-relative:text;mso-width-percent:0;mso-height-percent:0;mso-width-relative:page;mso-height-relative:page" from="266.25pt,.6pt" to="415.85pt,.6pt" o:gfxdata="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"/>
+            </w:pict>
+          </mc:Fallback>
+        </mc:AlternateContent>
+      </w:r>
+      <w:r>
+        <w:rPr>
+          <w:noProof/>
+          <w:sz w:val="26"/>
+          <w:szCs w:val="26"/>
+        </w:rPr>
+        <mc:AlternateContent>
+          <mc:Choice Requires="wps">
+            <w:drawing>
+              <wp:anchor distT="0" distB="0" distL="114300" distR="114300" simplePos="0" relativeHeight="251660800" behindDoc="0" locked="0" layoutInCell="1" allowOverlap="1" wp14:anchorId="38A3CBCE" wp14:editId="2CD6626F">
+                <wp:simplePos x="0" y="0"/>
+                <wp:positionH relativeFrom="column">
+                  <wp:posOffset>171450</wp:posOffset>
+                </wp:positionH>
+                <wp:positionV relativeFrom="paragraph">
+                  <wp:posOffset>7620</wp:posOffset>
+                </wp:positionV>
+                <wp:extent cx="1323340" cy="0"/>
+                <wp:effectExtent l="0" t="0" r="29210" b="19050"/>
+                <wp:wrapNone/>
+                <wp:docPr id="2" name="Line 8"/>
+                <wp:cNvGraphicFramePr>
+                  <a:graphicFrameLocks xmlns:a="http://schemas.openxmlformats.org/drawingml/2006/main"/>
+                </wp:cNvGraphicFramePr>
+                <a:graphic xmlns:a="http://schemas.openxmlformats.org/drawingml/2006/main">
+                  <a:graphicData uri="http://schemas.microsoft.com/office/word/2010/wordprocessingShape">
+                    <wps:wsp>
+                      <wps:cNvCnPr>
+                        <a:cxnSpLocks noChangeShapeType="1"/>
+                      </wps:cNvCnPr>
+                      <wps:spPr bwMode="auto">
+                        <a:xfrm>
+                          <a:off x="0" y="0"/>
+                          <a:ext cx="1323340" cy="0"/>
+                        </a:xfrm>
+                        <a:prstGeom prst="line">
+                          <a:avLst/>
+                        </a:prstGeom>
+                        <a:noFill/>
+                        <a:ln w="9525">
+                          <a:solidFill>
+                            <a:srgbClr val="000000"/>
+                          </a:solidFill>
+                          <a:round/>
+                          <a:headEnd/>
+                          <a:tailEnd/>
+                        </a:ln>
+                        <a:extLst>
+                          <a:ext uri="{909E8E84-426E-40DD-AFC4-6F175D3DCCD1}">
+                            <a14:hiddenFill xmlns:a14="http://schemas.microsoft.com/office/drawing/2010/main">
+                              <a:noFill/>
+                            </a14:hiddenFill>
+                          </a:ext>
+                        </a:extLst>
+                      </wps:spPr>
+                      <wps:bodyPr/>
+                    </wps:wsp>
+                  </a:graphicData>
+                </a:graphic>
+                <wp14:sizeRelH relativeFrom="page">
+                  <wp14:pctWidth>0</wp14:pctWidth>
+                </wp14:sizeRelH>
+                <wp14:sizeRelV relativeFrom="page">
+                  <wp14:pctHeight>0</wp14:pctHeight>
+                </wp14:sizeRelV>
+              </wp:anchor>
+            </w:drawing>
+          </mc:Choice>
+          <mc:Fallback>
+            <w:pict>
+              <v:line w14:anchorId="07C6A4AC" id="Line 8" o:spid="_x0000_s1026" style="position:absolute;z-index:251660800;visibility:visible;mso-wrap-style:square;mso-width-percent:0;mso-height-percent:0;mso-wrap-distance-left:9pt;mso-wrap-distance-top:0;mso-wrap-distance-right:9pt;mso-wrap-distance-bottom:0;mso-position-horizontal:absolute;mso-position-horizontal-relative:text;mso-position-vertical:absolute;mso-position-vertical-relative:text;mso-width-percent:0;mso-height-percent:0;mso-width-relative:page;mso-height-relative:page" from="13.5pt,.6pt" to="117.7pt,.6pt" o:gfxdata="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"/>
+            </w:pict>
+          </mc:Fallback>
+        </mc:AlternateContent>
+      </w:r>
       <w:r>
         <w:rPr>
           <w:i/>
@@ -351,17 +303,9 @@
     </w:p>
     <w:p>
       <w:pPr>
+        <w:spacing w:before="240" w:after="120"/>
         <w:jc w:val="center"/>
         <w:rPr>
-          <w:sz w:val="28"/>
-          <w:szCs w:val="28"/>
-        </w:rPr>
-      </w:pPr>
-    </w:p>
-    <w:p>
-      <w:pPr>
-        <w:jc w:val="center"/>
-        <w:rPr>
           <w:b/>
           <w:sz w:val="28"/>
           <w:szCs w:val="28"/>
@@ -391,16 +335,6 @@
         </w:rPr>
         <w:t xml:space="preserve"> HOẠCH TIẾN HÀNH THANH TRA</w:t>
       </w:r>
-    </w:p>
-    <w:p>
-      <w:pPr>
-        <w:jc w:val="center"/>
-        <w:rPr>
-          <w:b/>
-          <w:sz w:val="28"/>
-          <w:szCs w:val="28"/>
-        </w:rPr>
-      </w:pPr>
     </w:p>
     <w:p>
       <w:pPr>
@@ -417,22 +351,63 @@
           <w:sz w:val="28"/>
           <w:szCs w:val="28"/>
         </w:rPr>
-        <w:t>Thự</w:t>
-      </w:r>
-      <w:r>
-        <w:rPr>
-          <w:sz w:val="28"/>
-          <w:szCs w:val="28"/>
-        </w:rPr>
-        <w:t xml:space="preserve">c hiện </w:t>
-      </w:r>
-      <w:r>
-        <w:rPr>
-          <w:sz w:val="28"/>
-          <w:szCs w:val="28"/>
-          <w:lang w:val="nl-NL"/>
-        </w:rPr>
-        <w:t>&lt;can_cu&gt;</w:t>
+        <w:t xml:space="preserve">Thực hiện kế hoạch thanh tra năm </w:t>
+      </w:r>
+      <w:r>
+        <w:rPr>
+          <w:sz w:val="28"/>
+          <w:szCs w:val="28"/>
+        </w:rPr>
+        <w:t>2025</w:t>
+      </w:r>
+      <w:r>
+        <w:rPr>
+          <w:sz w:val="28"/>
+          <w:szCs w:val="28"/>
+        </w:rPr>
+        <w:t xml:space="preserve"> </w:t>
+      </w:r>
+      <w:r>
+        <w:rPr>
+          <w:sz w:val="28"/>
+          <w:szCs w:val="28"/>
+        </w:rPr>
+        <w:t xml:space="preserve">theo </w:t>
+      </w:r>
+      <w:r>
+        <w:rPr>
+          <w:sz w:val="28"/>
+          <w:szCs w:val="28"/>
+        </w:rPr>
+        <w:t>Quyết định số 489/QĐ-BTC</w:t>
+      </w:r>
+      <w:r>
+        <w:rPr>
+          <w:sz w:val="28"/>
+          <w:szCs w:val="28"/>
+        </w:rPr>
+        <w:t xml:space="preserve"> </w:t>
+      </w:r>
+      <w:r>
+        <w:rPr>
+          <w:sz w:val="28"/>
+          <w:szCs w:val="28"/>
+        </w:rPr>
+        <w:t>ngày 25/03/2024</w:t>
+      </w:r>
+      <w:r>
+        <w:rPr>
+          <w:sz w:val="28"/>
+          <w:szCs w:val="28"/>
+        </w:rPr>
+        <w:t xml:space="preserve"> của </w:t>
+      </w:r>
+      <w:r>
+        <w:rPr>
+          <w:sz w:val="28"/>
+          <w:szCs w:val="28"/>
+        </w:rPr>
+        <w:t>Bộ Tài chính</w:t>
       </w:r>
       <w:r>
         <w:rPr>
@@ -517,68 +492,6 @@
           <w:szCs w:val="28"/>
         </w:rPr>
         <w:t>I. Mục đích, yêu cầu:</w:t>
-      </w:r>
-    </w:p>
-    <w:p>
-      <w:pPr>
-        <w:ind w:firstLine="567"/>
-        <w:jc w:val="both"/>
-        <w:rPr>
-          <w:sz w:val="28"/>
-          <w:szCs w:val="28"/>
-        </w:rPr>
-      </w:pPr>
-      <w:r>
-        <w:rPr>
-          <w:sz w:val="28"/>
-          <w:szCs w:val="28"/>
-        </w:rPr>
-        <w:t>1. Mục đích:</w:t>
-      </w:r>
-    </w:p>
-    <w:p>
-      <w:pPr>
-        <w:ind w:firstLine="567"/>
-        <w:jc w:val="both"/>
-        <w:rPr>
-          <w:sz w:val="28"/>
-          <w:szCs w:val="28"/>
-        </w:rPr>
-      </w:pPr>
-      <w:r>
-        <w:rPr>
-          <w:sz w:val="28"/>
-          <w:szCs w:val="28"/>
-        </w:rPr>
-        <w:t>Thanh t</w:t>
-      </w:r>
-      <w:r>
-        <w:rPr>
-          <w:sz w:val="28"/>
-          <w:szCs w:val="28"/>
-        </w:rPr>
-        <w:t>ra tại trụ sở người nộp thuế nhằ</w:t>
-      </w:r>
-      <w:r>
-        <w:rPr>
-          <w:sz w:val="28"/>
-          <w:szCs w:val="28"/>
-        </w:rPr>
-        <w:t>m mục đích cho Doanh nghiệp chấp hành đúng quy định về pháp luật thuế, về quản, sử dụng hóa đơn và chế đ</w:t>
-      </w:r>
-      <w:r>
-        <w:rPr>
-          <w:sz w:val="28"/>
-          <w:szCs w:val="28"/>
-        </w:rPr>
-        <w:t>ộ</w:t>
-      </w:r>
-      <w:r>
-        <w:rPr>
-          <w:sz w:val="28"/>
-          <w:szCs w:val="28"/>
-        </w:rPr>
-        <w:t xml:space="preserve"> kế toán tại doanh nghiệp.</w:t>
       </w:r>
     </w:p>
     <w:p>
@@ -598,7 +511,7 @@
           <w:sz w:val="28"/>
           <w:szCs w:val="28"/>
         </w:rPr>
-        <w:t>Thanh tra tại trụ sở người nộp thuế nhằm phát hiện những sai phạm trong quá trình thực hiện những pháp luật tại doanh nghiệp để giúp doanh nghiệp khắc phục, sửa chữa những sai phạm và tăng thu cho ngân sách Nhà nước.</w:t>
+        <w:t>1. Mục đích:</w:t>
       </w:r>
     </w:p>
     <w:p>
@@ -618,7 +531,7 @@
           <w:sz w:val="28"/>
           <w:szCs w:val="28"/>
         </w:rPr>
-        <w:t>2. Yêu cầu:</w:t>
+        <w:t>Thanh tra tại trụ sở người nộp thuế nhằm mục đích cho doanh nghiệp chấp hành đúng quy định về pháp luật thuế, về quản lý, sử dụng hóa đơn và chế độ kế toán tại doanh nghiệp.</w:t>
       </w:r>
     </w:p>
     <w:p>
@@ -638,7 +551,7 @@
           <w:sz w:val="28"/>
           <w:szCs w:val="28"/>
         </w:rPr>
-        <w:t>Công tác thanh tra tại trụ sở người nộp thuế phải được tiến hành đúng quy định của pháp luật thuế và đúng quy trình thanh tra thuế.</w:t>
+        <w:t>Thanh tra tại trụ sở người nộp thuế nhằm phát hiện những sai phạm trong quá trình thực hiện tại doanh nghiệp để giúp doanh nghiệp khắc phục, sửa chữa những sai phạm và tăng thu cho Ngân sách Nhà nước.</w:t>
       </w:r>
     </w:p>
     <w:p>
@@ -658,21 +571,7 @@
           <w:sz w:val="28"/>
           <w:szCs w:val="28"/>
         </w:rPr>
-        <w:t>Công tác thanh tra tại trụ sở người nộp thuế phải đả</w:t>
-      </w:r>
-      <w:r>
-        <w:rPr>
-          <w:sz w:val="28"/>
-          <w:szCs w:val="28"/>
-        </w:rPr>
-        <w:t>m bảo công khai, minh bạch, dân</w:t>
-      </w:r>
-      <w:r>
-        <w:rPr>
-          <w:sz w:val="28"/>
-          <w:szCs w:val="28"/>
-        </w:rPr>
-        <w:t xml:space="preserve"> chủ và không gây phiền hà, nhũng nhiễu đối với người nộp thuế.</w:t>
+        <w:t>2. Yêu cầu:</w:t>
       </w:r>
     </w:p>
     <w:p>
@@ -692,7 +591,7 @@
           <w:sz w:val="28"/>
           <w:szCs w:val="28"/>
         </w:rPr>
-        <w:t>Công tác thanh tra người nộp thuế phải được triển khai kịp thời, đúng tiến độ và không làm ảnh hưởng đến hoạt động sản xuất kinh doanh của người nộp thuế.</w:t>
+        <w:t>- Phải được tiến hành đúng quy định của pháp luật thuế và đúng quy trình thanh tra thuế.</w:t>
       </w:r>
     </w:p>
     <w:p>
@@ -703,6 +602,46 @@
         <w:ind w:firstLine="567"/>
         <w:jc w:val="both"/>
         <w:rPr>
+          <w:sz w:val="28"/>
+          <w:szCs w:val="28"/>
+        </w:rPr>
+      </w:pPr>
+      <w:r>
+        <w:rPr>
+          <w:sz w:val="28"/>
+          <w:szCs w:val="28"/>
+        </w:rPr>
+        <w:t>- Phải đảm bảo công khai, minh bạch, dân chủ và không gây phiền hà, nhũng nhiễu đối với người nộp thuế.</w:t>
+      </w:r>
+    </w:p>
+    <w:p>
+      <w:pPr>
+        <w:tabs>
+          <w:tab w:val="left" w:leader="dot" w:pos="8931"/>
+        </w:tabs>
+        <w:ind w:firstLine="567"/>
+        <w:jc w:val="both"/>
+        <w:rPr>
+          <w:sz w:val="28"/>
+          <w:szCs w:val="28"/>
+        </w:rPr>
+      </w:pPr>
+      <w:r>
+        <w:rPr>
+          <w:sz w:val="28"/>
+          <w:szCs w:val="28"/>
+        </w:rPr>
+        <w:t>- Phải được triển khai kịp thời, đúng tiến độ và không làm ảnh hưởng đến hoạt động sản xuất kinh doanh của người nộp thuế.</w:t>
+      </w:r>
+    </w:p>
+    <w:p>
+      <w:pPr>
+        <w:tabs>
+          <w:tab w:val="left" w:leader="dot" w:pos="8931"/>
+        </w:tabs>
+        <w:ind w:firstLine="567"/>
+        <w:jc w:val="both"/>
+        <w:rPr>
           <w:b/>
           <w:sz w:val="28"/>
           <w:szCs w:val="28"/>
@@ -715,6 +654,44 @@
           <w:szCs w:val="28"/>
         </w:rPr>
         <w:t>II. Nội dung thanh tra:</w:t>
+      </w:r>
+    </w:p>
+    <w:p>
+      <w:pPr>
+        <w:tabs>
+          <w:tab w:val="left" w:leader="dot" w:pos="8931"/>
+        </w:tabs>
+        <w:ind w:firstLine="567"/>
+        <w:jc w:val="both"/>
+        <w:rPr>
+          <w:color w:val="000000" w:themeColor="text1"/>
+          <w:sz w:val="28"/>
+          <w:szCs w:val="28"/>
+        </w:rPr>
+      </w:pPr>
+      <w:r>
+        <w:rPr>
+          <w:color w:val="000000" w:themeColor="text1"/>
+          <w:sz w:val="28"/>
+          <w:szCs w:val="28"/>
+        </w:rPr>
+        <w:t xml:space="preserve">Thanh tra </w:t>
+      </w:r>
+      <w:r>
+        <w:rPr>
+          <w:color w:val="000000" w:themeColor="text1"/>
+          <w:sz w:val="28"/>
+          <w:szCs w:val="28"/>
+        </w:rPr>
+        <w:t>tình hình chấp hành pháp luật thuế; tình hình quản lý và sử dụng hóa đơn; tình hình trích nộp Bảo hiểm xã hội và Kinh phí công đoàn</w:t>
+      </w:r>
+      <w:r>
+        <w:rPr>
+          <w:color w:val="000000" w:themeColor="text1"/>
+          <w:sz w:val="28"/>
+          <w:szCs w:val="28"/>
+        </w:rPr>
+        <w:t>.</w:t>
       </w:r>
     </w:p>
     <w:p>
@@ -725,252 +702,6 @@
         <w:ind w:left="284" w:firstLine="283"/>
         <w:jc w:val="both"/>
         <w:rPr>
-          <w:color w:val="000000" w:themeColor="text1"/>
-          <w:sz w:val="28"/>
-          <w:szCs w:val="28"/>
-        </w:rPr>
-      </w:pPr>
-      <w:r>
-        <w:rPr>
-          <w:color w:val="000000" w:themeColor="text1"/>
-          <w:sz w:val="28"/>
-          <w:szCs w:val="28"/>
-        </w:rPr>
-        <w:t>Thanh tra tình hình kê khai</w:t>
-      </w:r>
-      <w:r>
-        <w:rPr>
-          <w:color w:val="000000" w:themeColor="text1"/>
-          <w:sz w:val="28"/>
-          <w:szCs w:val="28"/>
-        </w:rPr>
-        <w:t xml:space="preserve">, </w:t>
-      </w:r>
-      <w:r>
-        <w:rPr>
-          <w:color w:val="000000" w:themeColor="text1"/>
-          <w:sz w:val="28"/>
-          <w:szCs w:val="28"/>
-        </w:rPr>
-        <w:t>nộp thuế</w:t>
-      </w:r>
-      <w:r>
-        <w:rPr>
-          <w:color w:val="000000" w:themeColor="text1"/>
-          <w:sz w:val="28"/>
-          <w:szCs w:val="28"/>
-        </w:rPr>
-        <w:t xml:space="preserve"> </w:t>
-      </w:r>
-      <w:r>
-        <w:rPr>
-          <w:color w:val="000000" w:themeColor="text1"/>
-          <w:sz w:val="28"/>
-          <w:szCs w:val="28"/>
-        </w:rPr>
-        <w:t>GTGT</w:t>
-      </w:r>
-      <w:r>
-        <w:rPr>
-          <w:color w:val="000000" w:themeColor="text1"/>
-          <w:sz w:val="28"/>
-          <w:szCs w:val="28"/>
-        </w:rPr>
-        <w:t xml:space="preserve"> </w:t>
-      </w:r>
-      <w:r>
-        <w:rPr>
-          <w:color w:val="000000" w:themeColor="text1"/>
-          <w:sz w:val="28"/>
-          <w:szCs w:val="28"/>
-        </w:rPr>
-        <w:t xml:space="preserve">năm </w:t>
-      </w:r>
-      <w:r>
-        <w:rPr>
-          <w:color w:val="000000" w:themeColor="text1"/>
-          <w:sz w:val="28"/>
-          <w:szCs w:val="28"/>
-        </w:rPr>
-        <w:t>&lt;nam_ktra&gt;.</w:t>
-      </w:r>
-    </w:p>
-    <w:p>
-      <w:pPr>
-        <w:tabs>
-          <w:tab w:val="left" w:leader="dot" w:pos="8931"/>
-        </w:tabs>
-        <w:ind w:left="284" w:firstLine="283"/>
-        <w:jc w:val="both"/>
-        <w:rPr>
-          <w:color w:val="000000" w:themeColor="text1"/>
-          <w:sz w:val="28"/>
-          <w:szCs w:val="28"/>
-        </w:rPr>
-      </w:pPr>
-      <w:r>
-        <w:rPr>
-          <w:color w:val="000000" w:themeColor="text1"/>
-          <w:sz w:val="28"/>
-          <w:szCs w:val="28"/>
-        </w:rPr>
-        <w:t xml:space="preserve">Thanh tra về tình hình kê khai quyết toán thuế TNDN </w:t>
-      </w:r>
-      <w:r>
-        <w:rPr>
-          <w:color w:val="000000" w:themeColor="text1"/>
-          <w:sz w:val="28"/>
-          <w:szCs w:val="28"/>
-        </w:rPr>
-        <w:t xml:space="preserve">năm </w:t>
-      </w:r>
-      <w:r>
-        <w:rPr>
-          <w:color w:val="000000" w:themeColor="text1"/>
-          <w:sz w:val="28"/>
-          <w:szCs w:val="28"/>
-        </w:rPr>
-        <w:t>&lt;nam_ktra&gt;.</w:t>
-      </w:r>
-    </w:p>
-    <w:p>
-      <w:pPr>
-        <w:tabs>
-          <w:tab w:val="left" w:leader="dot" w:pos="8931"/>
-        </w:tabs>
-        <w:ind w:left="284" w:firstLine="283"/>
-        <w:jc w:val="both"/>
-        <w:rPr>
-          <w:color w:val="000000" w:themeColor="text1"/>
-          <w:sz w:val="28"/>
-          <w:szCs w:val="28"/>
-        </w:rPr>
-      </w:pPr>
-      <w:r>
-        <w:rPr>
-          <w:color w:val="000000" w:themeColor="text1"/>
-          <w:sz w:val="28"/>
-          <w:szCs w:val="28"/>
-        </w:rPr>
-        <w:t xml:space="preserve">Thanh tra về tình hình kê khai quyết toán thuế TNCN </w:t>
-      </w:r>
-      <w:r>
-        <w:rPr>
-          <w:color w:val="000000" w:themeColor="text1"/>
-          <w:sz w:val="28"/>
-          <w:szCs w:val="28"/>
-        </w:rPr>
-        <w:t xml:space="preserve">năm </w:t>
-      </w:r>
-      <w:r>
-        <w:rPr>
-          <w:color w:val="000000" w:themeColor="text1"/>
-          <w:sz w:val="28"/>
-          <w:szCs w:val="28"/>
-        </w:rPr>
-        <w:t>&lt;nam_ktra&gt;.</w:t>
-      </w:r>
-    </w:p>
-    <w:p>
-      <w:pPr>
-        <w:tabs>
-          <w:tab w:val="left" w:leader="dot" w:pos="8931"/>
-        </w:tabs>
-        <w:ind w:left="284" w:firstLine="283"/>
-        <w:jc w:val="both"/>
-        <w:rPr>
-          <w:color w:val="000000" w:themeColor="text1"/>
-          <w:sz w:val="28"/>
-          <w:szCs w:val="28"/>
-        </w:rPr>
-      </w:pPr>
-      <w:r>
-        <w:rPr>
-          <w:color w:val="000000" w:themeColor="text1"/>
-          <w:sz w:val="28"/>
-          <w:szCs w:val="28"/>
-        </w:rPr>
-        <w:t xml:space="preserve">Thanh tra về tình hình kê khai nộp </w:t>
-      </w:r>
-      <w:r>
-        <w:rPr>
-          <w:color w:val="000000" w:themeColor="text1"/>
-          <w:sz w:val="28"/>
-          <w:szCs w:val="28"/>
-        </w:rPr>
-        <w:t>phí</w:t>
-      </w:r>
-      <w:r>
-        <w:rPr>
-          <w:color w:val="000000" w:themeColor="text1"/>
-          <w:sz w:val="28"/>
-          <w:szCs w:val="28"/>
-        </w:rPr>
-        <w:t xml:space="preserve"> môn bài </w:t>
-      </w:r>
-      <w:r>
-        <w:rPr>
-          <w:color w:val="000000" w:themeColor="text1"/>
-          <w:sz w:val="28"/>
-          <w:szCs w:val="28"/>
-        </w:rPr>
-        <w:t xml:space="preserve">năm </w:t>
-      </w:r>
-      <w:r>
-        <w:rPr>
-          <w:color w:val="000000" w:themeColor="text1"/>
-          <w:sz w:val="28"/>
-          <w:szCs w:val="28"/>
-        </w:rPr>
-        <w:t>&lt;nam_ktra&gt;.</w:t>
-      </w:r>
-    </w:p>
-    <w:p>
-      <w:pPr>
-        <w:tabs>
-          <w:tab w:val="left" w:leader="dot" w:pos="8931"/>
-        </w:tabs>
-        <w:ind w:left="284" w:firstLine="283"/>
-        <w:jc w:val="both"/>
-        <w:rPr>
-          <w:color w:val="000000" w:themeColor="text1"/>
-          <w:sz w:val="28"/>
-          <w:szCs w:val="28"/>
-        </w:rPr>
-      </w:pPr>
-      <w:r>
-        <w:rPr>
-          <w:color w:val="000000" w:themeColor="text1"/>
-          <w:sz w:val="28"/>
-          <w:szCs w:val="28"/>
-        </w:rPr>
-        <w:t>Thanh tra tình hình trích nộp BHXH và KPCĐ</w:t>
-      </w:r>
-      <w:r>
-        <w:rPr>
-          <w:color w:val="000000" w:themeColor="text1"/>
-          <w:sz w:val="28"/>
-          <w:szCs w:val="28"/>
-        </w:rPr>
-        <w:t>, BHYT</w:t>
-      </w:r>
-      <w:r>
-        <w:rPr>
-          <w:color w:val="000000" w:themeColor="text1"/>
-          <w:sz w:val="28"/>
-          <w:szCs w:val="28"/>
-        </w:rPr>
-        <w:t xml:space="preserve"> cho người lao động.</w:t>
-      </w:r>
-    </w:p>
-    <w:p>
-      <w:pPr>
-        <w:tabs>
-          <w:tab w:val="left" w:leader="dot" w:pos="8931"/>
-        </w:tabs>
-        <w:ind w:left="284" w:firstLine="283"/>
-        <w:jc w:val="both"/>
-        <w:rPr>
           <w:b/>
           <w:color w:val="000000" w:themeColor="text1"/>
           <w:sz w:val="28"/>
@@ -985,341 +716,6 @@
           <w:szCs w:val="28"/>
         </w:rPr>
         <w:t>III. Phương pháp tiến hành thanh tra:</w:t>
-      </w:r>
-    </w:p>
-    <w:p>
-      <w:pPr>
-        <w:tabs>
-          <w:tab w:val="left" w:leader="dot" w:pos="8931"/>
-        </w:tabs>
-        <w:ind w:left="284" w:firstLine="283"/>
-        <w:jc w:val="both"/>
-        <w:rPr>
-          <w:sz w:val="28"/>
-          <w:szCs w:val="28"/>
-        </w:rPr>
-      </w:pPr>
-      <w:r>
-        <w:rPr>
-          <w:sz w:val="28"/>
-          <w:szCs w:val="28"/>
-        </w:rPr>
-        <w:t>- Phương pháp than</w:t>
-      </w:r>
-      <w:r>
-        <w:rPr>
-          <w:sz w:val="28"/>
-          <w:szCs w:val="28"/>
-        </w:rPr>
-        <w:t>h tra chung: Thực hiện thanh tra</w:t>
-      </w:r>
-      <w:r>
-        <w:rPr>
-          <w:sz w:val="28"/>
-          <w:szCs w:val="28"/>
-        </w:rPr>
-        <w:t xml:space="preserve"> chi tiết trên sổ sách và chứng từ kế toán tại doanh nghiệp.</w:t>
-      </w:r>
-    </w:p>
-    <w:p>
-      <w:pPr>
-        <w:tabs>
-          <w:tab w:val="left" w:leader="dot" w:pos="8931"/>
-        </w:tabs>
-        <w:ind w:left="284" w:firstLine="283"/>
-        <w:jc w:val="both"/>
-        <w:rPr>
-          <w:sz w:val="28"/>
-          <w:szCs w:val="28"/>
-        </w:rPr>
-      </w:pPr>
-      <w:r>
-        <w:rPr>
-          <w:sz w:val="28"/>
-          <w:szCs w:val="28"/>
-        </w:rPr>
-        <w:t>- Về doanh thu và thuế GTGT: Thực hiện kiểm tra theo đúng trình tự hạch toán kế toán bắt đầu từ chứng từ gốc đến bảng kê, tờ khai, sổ kế toán và cuối cùng là báo cáo tổng hợp.</w:t>
-      </w:r>
-    </w:p>
-    <w:p>
-      <w:pPr>
-        <w:tabs>
-          <w:tab w:val="left" w:leader="dot" w:pos="8931"/>
-        </w:tabs>
-        <w:ind w:left="284" w:firstLine="283"/>
-        <w:jc w:val="both"/>
-        <w:rPr>
-          <w:sz w:val="28"/>
-          <w:szCs w:val="28"/>
-        </w:rPr>
-      </w:pPr>
-      <w:r>
-        <w:rPr>
-          <w:sz w:val="28"/>
-          <w:szCs w:val="28"/>
-        </w:rPr>
-        <w:t>- Về chi phí hợp lý hợp lệ để xác định thu nh</w:t>
-      </w:r>
-      <w:r>
-        <w:rPr>
-          <w:sz w:val="28"/>
-          <w:szCs w:val="28"/>
-        </w:rPr>
-        <w:t>ậ</w:t>
-      </w:r>
-      <w:r>
-        <w:rPr>
-          <w:sz w:val="28"/>
-          <w:szCs w:val="28"/>
-        </w:rPr>
-        <w:t>p chịu thuế TNDN: Thực hiện kiểm tra từ các số liệu trên báo cáo tổng hợp</w:t>
-      </w:r>
-      <w:r>
-        <w:rPr>
-          <w:sz w:val="28"/>
-          <w:szCs w:val="28"/>
-        </w:rPr>
-        <w:t xml:space="preserve"> </w:t>
-      </w:r>
-      <w:r>
-        <w:rPr>
-          <w:sz w:val="28"/>
-          <w:szCs w:val="28"/>
-        </w:rPr>
-        <w:t xml:space="preserve">( báo cáo tài chính và báo cáo thuế) đến sổ sách kế toán, bảng kê, nhật ký chứng từ, chứng từ ghi sổ và cuối cùng là </w:t>
-      </w:r>
-      <w:r>
-        <w:rPr>
-          <w:sz w:val="28"/>
-          <w:szCs w:val="28"/>
-        </w:rPr>
-        <w:t xml:space="preserve"> chứng từ gốc. Cụ thể cần kiểm tra chi tiết theo từng khoản mục </w:t>
-      </w:r>
-      <w:r>
-        <w:rPr>
-          <w:sz w:val="28"/>
-          <w:szCs w:val="28"/>
-        </w:rPr>
-        <w:t>chi phí; áp dụng phương pháp chọ</w:t>
-      </w:r>
-      <w:r>
-        <w:rPr>
-          <w:sz w:val="28"/>
-          <w:szCs w:val="28"/>
-        </w:rPr>
-        <w:t>n mẫu( theo số tiền chi lớn; theo khách hàng…)</w:t>
-      </w:r>
-    </w:p>
-    <w:p>
-      <w:pPr>
-        <w:tabs>
-          <w:tab w:val="left" w:leader="dot" w:pos="8931"/>
-        </w:tabs>
-        <w:ind w:left="360"/>
-        <w:jc w:val="both"/>
-        <w:rPr>
-          <w:sz w:val="28"/>
-          <w:szCs w:val="28"/>
-        </w:rPr>
-      </w:pPr>
-      <w:r>
-        <w:rPr>
-          <w:sz w:val="28"/>
-          <w:szCs w:val="28"/>
-        </w:rPr>
-        <w:t xml:space="preserve">   </w:t>
-      </w:r>
-      <w:r>
-        <w:rPr>
-          <w:sz w:val="28"/>
-          <w:szCs w:val="28"/>
-        </w:rPr>
-        <w:t>+ Kiểm tra các khoản chi phí vượt định mức khống chế</w:t>
-      </w:r>
-      <w:r>
-        <w:rPr>
-          <w:sz w:val="28"/>
-          <w:szCs w:val="28"/>
-        </w:rPr>
-        <w:t xml:space="preserve"> (</w:t>
-      </w:r>
-      <w:r>
-        <w:rPr>
-          <w:sz w:val="28"/>
-          <w:szCs w:val="28"/>
-        </w:rPr>
-        <w:t xml:space="preserve">quảng cáo, tiếp thị, </w:t>
-      </w:r>
-      <w:r>
-        <w:rPr>
-          <w:sz w:val="28"/>
-          <w:szCs w:val="28"/>
-        </w:rPr>
-        <w:t>vật liệu</w:t>
-      </w:r>
-      <w:r>
-        <w:rPr>
-          <w:sz w:val="28"/>
-          <w:szCs w:val="28"/>
-        </w:rPr>
-        <w:t>,</w:t>
-      </w:r>
-      <w:r>
-        <w:rPr>
-          <w:sz w:val="28"/>
-          <w:szCs w:val="28"/>
-        </w:rPr>
-        <w:t xml:space="preserve"> nhân công và các khoản</w:t>
-      </w:r>
-      <w:r>
-        <w:rPr>
-          <w:sz w:val="28"/>
-          <w:szCs w:val="28"/>
-        </w:rPr>
-        <w:t xml:space="preserve"> trích nhưng chưa đến kỳ quyết toán)</w:t>
-      </w:r>
-    </w:p>
-    <w:p>
-      <w:pPr>
-        <w:tabs>
-          <w:tab w:val="left" w:leader="dot" w:pos="8931"/>
-        </w:tabs>
-        <w:ind w:left="360"/>
-        <w:jc w:val="both"/>
-        <w:rPr>
-          <w:sz w:val="28"/>
-          <w:szCs w:val="28"/>
-        </w:rPr>
-      </w:pPr>
-      <w:r>
-        <w:rPr>
-          <w:sz w:val="28"/>
-          <w:szCs w:val="28"/>
-        </w:rPr>
-        <w:lastRenderedPageBreak/>
-        <w:t xml:space="preserve">   </w:t>
-      </w:r>
-      <w:r>
-        <w:rPr>
-          <w:sz w:val="28"/>
-          <w:szCs w:val="28"/>
-        </w:rPr>
-        <w:t>+ Kiểm tra phân bổ chi phí phù hợp với doanh thu trong kỳ.</w:t>
-      </w:r>
-    </w:p>
-    <w:p>
-      <w:pPr>
-        <w:tabs>
-          <w:tab w:val="left" w:leader="dot" w:pos="8931"/>
-        </w:tabs>
-        <w:ind w:left="360"/>
-        <w:jc w:val="both"/>
-        <w:rPr>
-          <w:sz w:val="28"/>
-          <w:szCs w:val="28"/>
-        </w:rPr>
-      </w:pPr>
-      <w:r>
-        <w:rPr>
-          <w:sz w:val="28"/>
-          <w:szCs w:val="28"/>
-        </w:rPr>
-        <w:t xml:space="preserve">   </w:t>
-      </w:r>
-      <w:r>
-        <w:rPr>
-          <w:sz w:val="28"/>
-          <w:szCs w:val="28"/>
-        </w:rPr>
-        <w:t>+ Kiểm tra các khoản tăng giảm chi phí.</w:t>
-      </w:r>
-    </w:p>
-    <w:p>
-      <w:pPr>
-        <w:tabs>
-          <w:tab w:val="left" w:leader="dot" w:pos="8931"/>
-        </w:tabs>
-        <w:ind w:left="360"/>
-        <w:jc w:val="both"/>
-        <w:rPr>
-          <w:sz w:val="28"/>
-          <w:szCs w:val="28"/>
-        </w:rPr>
-      </w:pPr>
-      <w:r>
-        <w:rPr>
-          <w:sz w:val="28"/>
-          <w:szCs w:val="28"/>
-        </w:rPr>
-        <w:t>- C</w:t>
-      </w:r>
-      <w:r>
-        <w:rPr>
-          <w:sz w:val="28"/>
-          <w:szCs w:val="28"/>
-        </w:rPr>
-        <w:t xml:space="preserve">ác loại thuế khác như thuế TNCN, </w:t>
-      </w:r>
-      <w:r>
-        <w:rPr>
-          <w:sz w:val="28"/>
-          <w:szCs w:val="28"/>
-        </w:rPr>
-        <w:t>lệ phí</w:t>
-      </w:r>
-      <w:r>
-        <w:rPr>
-          <w:sz w:val="28"/>
-          <w:szCs w:val="28"/>
-        </w:rPr>
-        <w:t xml:space="preserve"> môn bài,… Kiểm tra cụ thể căn cứ tính th</w:t>
-      </w:r>
-      <w:r>
-        <w:rPr>
-          <w:sz w:val="28"/>
-          <w:szCs w:val="28"/>
-        </w:rPr>
-        <w:t>uế, mức thu, thuế</w:t>
-      </w:r>
-      <w:r>
-        <w:rPr>
-          <w:sz w:val="28"/>
-          <w:szCs w:val="28"/>
-        </w:rPr>
-        <w:t xml:space="preserve"> </w:t>
-      </w:r>
-      <w:r>
-        <w:rPr>
-          <w:sz w:val="28"/>
-          <w:szCs w:val="28"/>
-        </w:rPr>
-        <w:t xml:space="preserve">xuất của từng loại để xác định </w:t>
-      </w:r>
-      <w:r>
-        <w:rPr>
-          <w:sz w:val="28"/>
-          <w:szCs w:val="28"/>
-        </w:rPr>
-        <w:t>số thuế phải nộp theo đúng quy định.</w:t>
-      </w:r>
-    </w:p>
-    <w:p>
-      <w:pPr>
-        <w:ind w:firstLine="567"/>
-        <w:jc w:val="both"/>
-        <w:rPr>
-          <w:b/>
-          <w:sz w:val="28"/>
-          <w:szCs w:val="28"/>
-        </w:rPr>
-      </w:pPr>
-      <w:r>
-        <w:rPr>
-          <w:b/>
-          <w:sz w:val="28"/>
-          <w:szCs w:val="28"/>
-        </w:rPr>
-        <w:t>IV. Tiến độ thực hiện:</w:t>
       </w:r>
     </w:p>
     <w:p>
@@ -1330,16 +726,25 @@
         <w:ind w:firstLine="567"/>
         <w:jc w:val="both"/>
         <w:rPr>
-          <w:sz w:val="28"/>
-          <w:szCs w:val="28"/>
-        </w:rPr>
-      </w:pPr>
-      <w:r>
-        <w:rPr>
-          <w:sz w:val="28"/>
-          <w:szCs w:val="28"/>
-        </w:rPr>
-        <w:t>- Tiến độ thực hiện:</w:t>
+          <w:color w:val="000000" w:themeColor="text1"/>
+          <w:sz w:val="28"/>
+          <w:szCs w:val="28"/>
+        </w:rPr>
+      </w:pPr>
+      <w:r>
+        <w:rPr>
+          <w:sz w:val="28"/>
+          <w:szCs w:val="28"/>
+        </w:rPr>
+        <w:t xml:space="preserve">- </w:t>
+      </w:r>
+      <w:r>
+        <w:rPr>
+          <w:color w:val="000000" w:themeColor="text1"/>
+          <w:sz w:val="28"/>
+          <w:szCs w:val="28"/>
+        </w:rPr>
+        <w:t>Phương pháp thanh tra chung: Thực hiện thanh tra chi tiết trên sổ sách và chứng từ kế toán tại doanh nghiệp.</w:t>
       </w:r>
     </w:p>
     <w:p>
@@ -1350,56 +755,18 @@
         <w:ind w:firstLine="567"/>
         <w:jc w:val="both"/>
         <w:rPr>
-          <w:sz w:val="28"/>
-          <w:szCs w:val="28"/>
-        </w:rPr>
-      </w:pPr>
-      <w:r>
-        <w:rPr>
-          <w:sz w:val="28"/>
-          <w:szCs w:val="28"/>
-        </w:rPr>
-        <w:t xml:space="preserve">+ </w:t>
-      </w:r>
-      <w:r>
-        <w:rPr>
-          <w:sz w:val="28"/>
-          <w:szCs w:val="28"/>
-        </w:rPr>
-        <w:t xml:space="preserve">Công bố Quyết định </w:t>
-      </w:r>
-      <w:r>
-        <w:rPr>
-          <w:sz w:val="28"/>
-          <w:szCs w:val="28"/>
-        </w:rPr>
-        <w:t xml:space="preserve">về việc thanh tra thuế tại </w:t>
-      </w:r>
-      <w:r>
-        <w:rPr>
-          <w:sz w:val="28"/>
-          <w:szCs w:val="28"/>
-          <w:lang w:val="nl-NL"/>
-        </w:rPr>
-        <w:t>&lt;ten_dv&gt;</w:t>
-      </w:r>
-      <w:r>
-        <w:rPr>
-          <w:bCs/>
-          <w:iCs/>
-          <w:color w:val="FF0000"/>
-          <w:sz w:val="28"/>
-          <w:szCs w:val="28"/>
-          <w:lang w:val="sv-SE"/>
-        </w:rPr>
-        <w:t xml:space="preserve"> </w:t>
-      </w:r>
-      <w:r>
-        <w:rPr>
-          <w:sz w:val="28"/>
-          <w:szCs w:val="28"/>
-        </w:rPr>
-        <w:t>lập biên bản công bố quyết định thanh tra.</w:t>
+          <w:color w:val="000000" w:themeColor="text1"/>
+          <w:sz w:val="28"/>
+          <w:szCs w:val="28"/>
+        </w:rPr>
+      </w:pPr>
+      <w:r>
+        <w:rPr>
+          <w:color w:val="000000" w:themeColor="text1"/>
+          <w:sz w:val="28"/>
+          <w:szCs w:val="28"/>
+        </w:rPr>
+        <w:t>- Về doanh thu và thuế GTGT: Thực hiện kiểm tra theo đúng trình tự hạch toán kế toán bắt đầu từ chứng từ gốc đến bảng kê, tờ khai, sổ kế toán và cuối cùng là báo cáo tổng hợp.</w:t>
       </w:r>
     </w:p>
     <w:p>
@@ -1410,44 +777,18 @@
         <w:ind w:firstLine="567"/>
         <w:jc w:val="both"/>
         <w:rPr>
-          <w:sz w:val="28"/>
-          <w:szCs w:val="28"/>
-        </w:rPr>
-      </w:pPr>
-      <w:r>
-        <w:rPr>
-          <w:sz w:val="28"/>
-          <w:szCs w:val="28"/>
-        </w:rPr>
-        <w:t>+ Thời gian</w:t>
-      </w:r>
-      <w:r>
-        <w:rPr>
-          <w:sz w:val="28"/>
-          <w:szCs w:val="28"/>
-        </w:rPr>
-        <w:t xml:space="preserve"> tiến hành thanh tra kể từ </w:t>
-      </w:r>
-      <w:r>
-        <w:rPr>
-          <w:sz w:val="28"/>
-          <w:szCs w:val="28"/>
-        </w:rPr>
-        <w:t>&lt;ngay_ktra&gt;</w:t>
-      </w:r>
-      <w:r>
-        <w:rPr>
-          <w:sz w:val="28"/>
-          <w:szCs w:val="28"/>
-        </w:rPr>
-        <w:t>.</w:t>
-      </w:r>
-      <w:r>
-        <w:rPr>
-          <w:sz w:val="28"/>
-          <w:szCs w:val="28"/>
-        </w:rPr>
-        <w:t xml:space="preserve">      </w:t>
+          <w:color w:val="000000" w:themeColor="text1"/>
+          <w:sz w:val="28"/>
+          <w:szCs w:val="28"/>
+        </w:rPr>
+      </w:pPr>
+      <w:r>
+        <w:rPr>
+          <w:color w:val="000000" w:themeColor="text1"/>
+          <w:sz w:val="28"/>
+          <w:szCs w:val="28"/>
+        </w:rPr>
+        <w:t>- Về chi phí hợp lý hợp lệ để xác định thu nhập chịu thuế TNDN: Thực hiện kiểm tra từ các số liệu trên báo cáo tổng hợp ( báo cáo tài chính và báo cáo thuế) đến sổ sách kế toán, bảng kê, nhật ký chứng từ, chứng từ ghi sổ và cuối cùng là  chứng từ gốc. Cụ thể cần kiểm tra chi tiết theo từng khoản mục chi phí; áp dụng phương pháp chọn mẫu( theo số tiền chi lớn; theo khách hàng…)</w:t>
       </w:r>
     </w:p>
     <w:p>
@@ -1458,37 +799,18 @@
         <w:ind w:firstLine="567"/>
         <w:jc w:val="both"/>
         <w:rPr>
-          <w:sz w:val="28"/>
-          <w:szCs w:val="28"/>
-        </w:rPr>
-      </w:pPr>
-      <w:r>
-        <w:rPr>
-          <w:sz w:val="28"/>
-          <w:szCs w:val="28"/>
-        </w:rPr>
-        <w:t xml:space="preserve">+ Đề nghị người nộp thuế </w:t>
-      </w:r>
-      <w:r>
-        <w:rPr>
-          <w:sz w:val="28"/>
-          <w:szCs w:val="28"/>
-        </w:rPr>
-        <w:t>cung cấp nhưng thông tin, hồ sơ, sổ sách, báo cáo, chứng từ kế toán liên quan</w:t>
-      </w:r>
-      <w:r>
-        <w:rPr>
-          <w:sz w:val="28"/>
-          <w:szCs w:val="28"/>
-        </w:rPr>
-        <w:t xml:space="preserve"> đến thời kỳ thanh tra và trướ</w:t>
-      </w:r>
-      <w:r>
-        <w:rPr>
-          <w:sz w:val="28"/>
-          <w:szCs w:val="28"/>
-        </w:rPr>
-        <w:t>c, sau thời kỳ thanh tra nếu thấy cần thiết.</w:t>
+          <w:color w:val="000000" w:themeColor="text1"/>
+          <w:sz w:val="28"/>
+          <w:szCs w:val="28"/>
+        </w:rPr>
+      </w:pPr>
+      <w:r>
+        <w:rPr>
+          <w:color w:val="000000" w:themeColor="text1"/>
+          <w:sz w:val="28"/>
+          <w:szCs w:val="28"/>
+        </w:rPr>
+        <w:t>+ Kiểm tra các khoản chi phí vượt định mức khống chế (quảng cáo, tiếp thị, vật liệu, nhân công và các khoản trích nhưng chưa đến kỳ quyết toán)</w:t>
       </w:r>
     </w:p>
     <w:p>
@@ -1499,16 +821,18 @@
         <w:ind w:firstLine="567"/>
         <w:jc w:val="both"/>
         <w:rPr>
-          <w:sz w:val="28"/>
-          <w:szCs w:val="28"/>
-        </w:rPr>
-      </w:pPr>
-      <w:r>
-        <w:rPr>
-          <w:sz w:val="28"/>
-          <w:szCs w:val="28"/>
-        </w:rPr>
-        <w:t>+ Phân công công việc cho từng thành viên trong đoàn thanh tra.</w:t>
+          <w:color w:val="000000" w:themeColor="text1"/>
+          <w:sz w:val="28"/>
+          <w:szCs w:val="28"/>
+        </w:rPr>
+      </w:pPr>
+      <w:r>
+        <w:rPr>
+          <w:color w:val="000000" w:themeColor="text1"/>
+          <w:sz w:val="28"/>
+          <w:szCs w:val="28"/>
+        </w:rPr>
+        <w:t>+ Kiểm tra phân bổ chi phí phù hợp với doanh thu trong kỳ.</w:t>
       </w:r>
     </w:p>
     <w:p>
@@ -1519,30 +843,18 @@
         <w:ind w:firstLine="567"/>
         <w:jc w:val="both"/>
         <w:rPr>
-          <w:sz w:val="28"/>
-          <w:szCs w:val="28"/>
-        </w:rPr>
-      </w:pPr>
-      <w:r>
-        <w:rPr>
-          <w:sz w:val="28"/>
-          <w:szCs w:val="28"/>
-        </w:rPr>
-        <w:t>+ Tiến hành thực hiện từng công việc cụ thể trong thời gian kể từ khi công bố quyết định cho đến ngày kết thú</w:t>
-      </w:r>
-      <w:r>
-        <w:rPr>
-          <w:sz w:val="28"/>
-          <w:szCs w:val="28"/>
-        </w:rPr>
-        <w:t>c</w:t>
-      </w:r>
-      <w:r>
-        <w:rPr>
-          <w:sz w:val="28"/>
-          <w:szCs w:val="28"/>
-        </w:rPr>
-        <w:t xml:space="preserve"> thanh tra ghi trong quyết định.</w:t>
+          <w:color w:val="000000" w:themeColor="text1"/>
+          <w:sz w:val="28"/>
+          <w:szCs w:val="28"/>
+        </w:rPr>
+      </w:pPr>
+      <w:r>
+        <w:rPr>
+          <w:color w:val="000000" w:themeColor="text1"/>
+          <w:sz w:val="28"/>
+          <w:szCs w:val="28"/>
+        </w:rPr>
+        <w:t>+ Kiểm tra các khoản tăng giảm chi phí.</w:t>
       </w:r>
     </w:p>
     <w:p>
@@ -1553,16 +865,38 @@
         <w:ind w:firstLine="567"/>
         <w:jc w:val="both"/>
         <w:rPr>
-          <w:sz w:val="28"/>
-          <w:szCs w:val="28"/>
-        </w:rPr>
-      </w:pPr>
-      <w:r>
-        <w:rPr>
-          <w:sz w:val="28"/>
-          <w:szCs w:val="28"/>
-        </w:rPr>
-        <w:t>- Chế độ thông tin báo cáo:</w:t>
+          <w:color w:val="000000" w:themeColor="text1"/>
+          <w:sz w:val="28"/>
+          <w:szCs w:val="28"/>
+        </w:rPr>
+      </w:pPr>
+      <w:r>
+        <w:rPr>
+          <w:color w:val="000000" w:themeColor="text1"/>
+          <w:sz w:val="28"/>
+          <w:szCs w:val="28"/>
+        </w:rPr>
+        <w:t>- Các loại thuế khác như thuế TNCN, lệ phí môn bài,… Kiểm tra cụ thể căn cứ tính thuế, mức thu, thuế xuất của từng loại để xác định số thuế phải nộp theo đúng quy định.</w:t>
+      </w:r>
+    </w:p>
+    <w:p>
+      <w:pPr>
+        <w:ind w:firstLine="567"/>
+        <w:jc w:val="both"/>
+        <w:rPr>
+          <w:b/>
+          <w:sz w:val="28"/>
+          <w:szCs w:val="28"/>
+        </w:rPr>
+      </w:pPr>
+      <w:r>
+        <w:rPr>
+          <w:b/>
+          <w:sz w:val="28"/>
+          <w:szCs w:val="28"/>
+        </w:rPr>
+        <w:lastRenderedPageBreak/>
+        <w:t>IV. Tiến độ thực hiện:</w:t>
       </w:r>
     </w:p>
     <w:p>
@@ -1582,7 +916,7 @@
           <w:sz w:val="28"/>
           <w:szCs w:val="28"/>
         </w:rPr>
-        <w:t xml:space="preserve"> + Cuối mỗi ngày thành viên đoàn thanh tra báo cáo tình hình thực hiện cho Trưởng đoàn thanh tra.</w:t>
+        <w:t>- Tiến độ thực hiện:</w:t>
       </w:r>
     </w:p>
     <w:p>
@@ -1602,56 +936,208 @@
           <w:sz w:val="28"/>
           <w:szCs w:val="28"/>
         </w:rPr>
-        <w:t xml:space="preserve"> + Cuối đợt </w:t>
-      </w:r>
-      <w:r>
-        <w:rPr>
-          <w:sz w:val="28"/>
-          <w:szCs w:val="28"/>
-        </w:rPr>
-        <w:t xml:space="preserve">thanh tra </w:t>
-      </w:r>
-      <w:r>
-        <w:rPr>
-          <w:sz w:val="28"/>
-          <w:szCs w:val="28"/>
-        </w:rPr>
-        <w:t>T</w:t>
-      </w:r>
-      <w:r>
-        <w:rPr>
-          <w:sz w:val="28"/>
-          <w:szCs w:val="28"/>
-        </w:rPr>
-        <w:t xml:space="preserve">rưởng đoàn thanh tra báo cáo tiến độ thực hiện cho trưởng </w:t>
-      </w:r>
-      <w:r>
-        <w:rPr>
-          <w:sz w:val="28"/>
-          <w:szCs w:val="28"/>
-        </w:rPr>
-        <w:t>P</w:t>
-      </w:r>
-      <w:r>
-        <w:rPr>
-          <w:sz w:val="28"/>
-          <w:szCs w:val="28"/>
-        </w:rPr>
-        <w:t>hòng</w:t>
-      </w:r>
-      <w:r>
-        <w:rPr>
-          <w:sz w:val="28"/>
-          <w:szCs w:val="28"/>
-        </w:rPr>
-        <w:t xml:space="preserve"> thanh tra T</w:t>
-      </w:r>
-      <w:r>
-        <w:rPr>
-          <w:sz w:val="28"/>
-          <w:szCs w:val="28"/>
-        </w:rPr>
-        <w:t>huế.</w:t>
+        <w:t xml:space="preserve">+ </w:t>
+      </w:r>
+      <w:r>
+        <w:rPr>
+          <w:sz w:val="28"/>
+          <w:szCs w:val="28"/>
+        </w:rPr>
+        <w:t xml:space="preserve">Công bố Quyết định về việc thanh tra thuế tại </w:t>
+      </w:r>
+      <w:r>
+        <w:rPr>
+          <w:sz w:val="28"/>
+          <w:szCs w:val="28"/>
+          <w:lang w:val="nl-NL"/>
+        </w:rPr>
+        <w:t>&lt;ten_dv&gt;</w:t>
+      </w:r>
+      <w:r>
+        <w:rPr>
+          <w:bCs/>
+          <w:iCs/>
+          <w:color w:val="FF0000"/>
+          <w:sz w:val="28"/>
+          <w:szCs w:val="28"/>
+          <w:lang w:val="sv-SE"/>
+        </w:rPr>
+        <w:t xml:space="preserve"> </w:t>
+      </w:r>
+      <w:r>
+        <w:rPr>
+          <w:sz w:val="28"/>
+          <w:szCs w:val="28"/>
+        </w:rPr>
+        <w:t>lập biên bản công bố quyết định thanh tra</w:t>
+      </w:r>
+      <w:r>
+        <w:rPr>
+          <w:sz w:val="28"/>
+          <w:szCs w:val="28"/>
+        </w:rPr>
+        <w:t>.</w:t>
+      </w:r>
+    </w:p>
+    <w:p>
+      <w:pPr>
+        <w:tabs>
+          <w:tab w:val="left" w:leader="dot" w:pos="8931"/>
+        </w:tabs>
+        <w:ind w:firstLine="567"/>
+        <w:jc w:val="both"/>
+        <w:rPr>
+          <w:sz w:val="28"/>
+          <w:szCs w:val="28"/>
+        </w:rPr>
+      </w:pPr>
+      <w:r>
+        <w:rPr>
+          <w:sz w:val="28"/>
+          <w:szCs w:val="28"/>
+        </w:rPr>
+        <w:t xml:space="preserve">+ </w:t>
+      </w:r>
+      <w:r>
+        <w:rPr>
+          <w:sz w:val="28"/>
+          <w:szCs w:val="28"/>
+        </w:rPr>
+        <w:t xml:space="preserve">Thời gian tiến hành thanh tra kể từ </w:t>
+      </w:r>
+      <w:r>
+        <w:rPr>
+          <w:sz w:val="28"/>
+          <w:szCs w:val="28"/>
+        </w:rPr>
+        <w:t>&lt;ngay_ktra&gt;</w:t>
+      </w:r>
+      <w:r>
+        <w:rPr>
+          <w:sz w:val="28"/>
+          <w:szCs w:val="28"/>
+        </w:rPr>
+        <w:t xml:space="preserve">.      </w:t>
+      </w:r>
+    </w:p>
+    <w:p>
+      <w:pPr>
+        <w:tabs>
+          <w:tab w:val="left" w:leader="dot" w:pos="8931"/>
+        </w:tabs>
+        <w:ind w:firstLine="567"/>
+        <w:jc w:val="both"/>
+        <w:rPr>
+          <w:sz w:val="28"/>
+          <w:szCs w:val="28"/>
+        </w:rPr>
+      </w:pPr>
+      <w:r>
+        <w:rPr>
+          <w:sz w:val="28"/>
+          <w:szCs w:val="28"/>
+        </w:rPr>
+        <w:t>+ Đề nghị người nộp thuế cung cấp những thông tin, hồ sơ, sổ sách, báo cáo, chứng từ kế toán liên quan đến thời kỳ thanh tra và trước, sau thời kỳ thanh tra nếu thấy cần thiết.</w:t>
+      </w:r>
+    </w:p>
+    <w:p>
+      <w:pPr>
+        <w:tabs>
+          <w:tab w:val="left" w:leader="dot" w:pos="8931"/>
+        </w:tabs>
+        <w:ind w:firstLine="567"/>
+        <w:jc w:val="both"/>
+        <w:rPr>
+          <w:sz w:val="28"/>
+          <w:szCs w:val="28"/>
+        </w:rPr>
+      </w:pPr>
+      <w:r>
+        <w:rPr>
+          <w:sz w:val="28"/>
+          <w:szCs w:val="28"/>
+        </w:rPr>
+        <w:t>+ Phân công công việc cho từng thành viên trong đoàn thanh tra.</w:t>
+      </w:r>
+    </w:p>
+    <w:p>
+      <w:pPr>
+        <w:tabs>
+          <w:tab w:val="left" w:leader="dot" w:pos="8931"/>
+        </w:tabs>
+        <w:ind w:firstLine="567"/>
+        <w:jc w:val="both"/>
+        <w:rPr>
+          <w:sz w:val="28"/>
+          <w:szCs w:val="28"/>
+        </w:rPr>
+      </w:pPr>
+      <w:r>
+        <w:rPr>
+          <w:sz w:val="28"/>
+          <w:szCs w:val="28"/>
+        </w:rPr>
+        <w:t>+ Tiến hành thực hiện từng công việc cụ thể trong thời gian kể từ khi công bố quyết định cho đến ngày kết thúc thanh tra ghi trong quyết định.</w:t>
+      </w:r>
+    </w:p>
+    <w:p>
+      <w:pPr>
+        <w:tabs>
+          <w:tab w:val="left" w:leader="dot" w:pos="8931"/>
+        </w:tabs>
+        <w:ind w:firstLine="567"/>
+        <w:jc w:val="both"/>
+        <w:rPr>
+          <w:sz w:val="28"/>
+          <w:szCs w:val="28"/>
+        </w:rPr>
+      </w:pPr>
+      <w:r>
+        <w:rPr>
+          <w:sz w:val="28"/>
+          <w:szCs w:val="28"/>
+        </w:rPr>
+        <w:t>- Chế độ thông tin báo cáo:</w:t>
+      </w:r>
+    </w:p>
+    <w:p>
+      <w:pPr>
+        <w:tabs>
+          <w:tab w:val="left" w:leader="dot" w:pos="8931"/>
+        </w:tabs>
+        <w:ind w:firstLine="567"/>
+        <w:jc w:val="both"/>
+        <w:rPr>
+          <w:sz w:val="28"/>
+          <w:szCs w:val="28"/>
+        </w:rPr>
+      </w:pPr>
+      <w:r>
+        <w:rPr>
+          <w:sz w:val="28"/>
+          <w:szCs w:val="28"/>
+        </w:rPr>
+        <w:t>+ Cuối mỗi ngày thành viên đoàn thanh tra báo cáo tình hình thực hiện cho Trưởng đoàn thanh tra.</w:t>
+      </w:r>
+    </w:p>
+    <w:p>
+      <w:pPr>
+        <w:tabs>
+          <w:tab w:val="left" w:leader="dot" w:pos="8931"/>
+        </w:tabs>
+        <w:ind w:firstLine="567"/>
+        <w:jc w:val="both"/>
+        <w:rPr>
+          <w:sz w:val="28"/>
+          <w:szCs w:val="28"/>
+        </w:rPr>
+      </w:pPr>
+      <w:r>
+        <w:rPr>
+          <w:sz w:val="28"/>
+          <w:szCs w:val="28"/>
+        </w:rPr>
+        <w:t>+ Cuối đợt thanh tra Trưởng đoàn thanh tra báo cáo tiến độ thực hiện cho trưởng Phòng thanh tra Thuế.</w:t>
       </w:r>
     </w:p>
     <w:p>
@@ -2636,17 +2122,17 @@
     </w:p>
     <w:tbl>
       <w:tblPr>
-        <w:tblW w:w="9403" w:type="dxa"/>
+        <w:tblW w:w="9545" w:type="dxa"/>
         <w:tblLook w:val="01E0" w:firstRow="1" w:lastRow="1" w:firstColumn="1" w:lastColumn="1" w:noHBand="0" w:noVBand="0"/>
       </w:tblPr>
       <w:tblGrid>
-        <w:gridCol w:w="4786"/>
+        <w:gridCol w:w="4928"/>
         <w:gridCol w:w="4617"/>
       </w:tblGrid>
       <w:tr>
         <w:tc>
           <w:tcPr>
-            <w:tcW w:w="4786" w:type="dxa"/>
+            <w:tcW w:w="4928" w:type="dxa"/>
           </w:tcPr>
           <w:p>
             <w:pPr>
@@ -2661,27 +2147,45 @@
               <w:rPr>
                 <w:b/>
                 <w:sz w:val="28"/>
-                <w:szCs w:val="28"/>
-              </w:rPr>
-              <w:t>Phê duyệt của Lãnh đạo</w:t>
-            </w:r>
-          </w:p>
-          <w:p>
-            <w:pPr>
-              <w:jc w:val="center"/>
+                <w:lang w:val="nl-NL"/>
+              </w:rPr>
+              <w:t xml:space="preserve">Ý KIẾN LÃNH ĐẠO </w:t>
+            </w:r>
+            <w:r>
               <w:rPr>
                 <w:b/>
                 <w:sz w:val="28"/>
                 <w:szCs w:val="28"/>
-              </w:rPr>
-            </w:pPr>
+                <w:lang w:val="nl-NL"/>
+              </w:rPr>
+              <w:t>C</w:t>
+            </w:r>
             <w:r>
               <w:rPr>
                 <w:b/>
                 <w:sz w:val="28"/>
                 <w:szCs w:val="28"/>
-              </w:rPr>
-              <w:t>cơ quan Thuế</w:t>
+                <w:lang w:val="nl-NL"/>
+              </w:rPr>
+              <w:t>HI C</w:t>
+            </w:r>
+            <w:r>
+              <w:rPr>
+                <w:b/>
+                <w:sz w:val="28"/>
+                <w:szCs w:val="28"/>
+                <w:lang w:val="nl-NL"/>
+              </w:rPr>
+              <w:t>ỤC</w:t>
+            </w:r>
+            <w:r>
+              <w:rPr>
+                <w:b/>
+                <w:sz w:val="28"/>
+                <w:szCs w:val="28"/>
+                <w:lang w:val="nl-NL"/>
+              </w:rPr>
+              <w:t xml:space="preserve"> THUẾ</w:t>
             </w:r>
           </w:p>
         </w:tc>
@@ -2758,7 +2262,7 @@
     <w:p>
       <w:pPr>
         <w:tabs>
-          <w:tab w:val="center" w:pos="7088"/>
+          <w:tab w:val="center" w:pos="7230"/>
         </w:tabs>
         <w:rPr>
           <w:b/>
@@ -2797,7 +2301,7 @@
 </file>
 
 <file path=word/endnotes.xml><?xml version="1.0" encoding="utf-8"?>
-<w:endnotes xmlns:wpc="http://schemas.microsoft.com/office/word/2010/wordprocessingCanvas" xmlns:cx="http://schemas.microsoft.com/office/drawing/2014/chartex" xmlns:cx1="http://schemas.microsoft.com/office/drawing/2015/9/8/chartex" xmlns:cx2="http://schemas.microsoft.com/office/drawing/2015/10/21/chartex" xmlns:cx3="http://schemas.microsoft.com/office/drawing/2016/5/9/chartex" xmlns:cx4="http://schemas.microsoft.com/office/drawing/2016/5/10/chartex" xmlns:cx5="http://schemas.microsoft.com/office/drawing/2016/5/11/chartex" xmlns:cx6="http://schemas.microsoft.com/office/drawing/2016/5/12/chartex" xmlns:cx7="http://schemas.microsoft.com/office/drawing/2016/5/13/chartex" xmlns:cx8="http://schemas.microsoft.com/office/drawing/2016/5/14/chartex" xmlns:mc="http://schemas.openxmlformats.org/markup-compatibility/2006" xmlns:aink="http://schemas.microsoft.com/office/drawing/2016/ink" xmlns:am3d="http://schemas.microsoft.com/office/drawing/2017/model3d" xmlns:o="urn:schemas-microsoft-com:office:office" xmlns:r="http://schemas.openxmlformats.org/officeDocument/2006/relationships" xmlns:m="http://schemas.openxmlformats.org/officeDocument/2006/math" xmlns:v="urn:schemas-microsoft-com:vml" xmlns:wp14="http://schemas.microsoft.com/office/word/2010/wordprocessingDrawing" xmlns:wp="http://schemas.openxmlformats.org/drawingml/2006/wordprocessingDrawing" xmlns:w10="urn:schemas-microsoft-com:office:word" xmlns:w="http://schemas.openxmlformats.org/wordprocessingml/2006/main" xmlns:w14="http://schemas.microsoft.com/office/word/2010/wordml" xmlns:w15="http://schemas.microsoft.com/office/word/2012/wordml" xmlns:w16cex="http://schemas.microsoft.com/office/word/2018/wordml/cex" xmlns:w16cid="http://schemas.microsoft.com/office/word/2016/wordml/cid" xmlns:w16="http://schemas.microsoft.com/office/word/2018/wordml" xmlns:w16sdtdh="http://schemas.microsoft.com/office/word/2020/wordml/sdtdatahash" xmlns:w16se="http://schemas.microsoft.com/office/word/2015/wordml/symex" xmlns:wpg="http://schemas.microsoft.com/office/word/2010/wordprocessingGroup" xmlns:wpi="http://schemas.microsoft.com/office/word/2010/wordprocessingInk" xmlns:wne="http://schemas.microsoft.com/office/word/2006/wordml" xmlns:wps="http://schemas.microsoft.com/office/word/2010/wordprocessingShape" mc:Ignorable="w14 w15 w16se w16cid w16 w16cex w16sdtdh wp14">
+<w:endnotes xmlns:wpc="http://schemas.microsoft.com/office/word/2010/wordprocessingCanvas" xmlns:cx="http://schemas.microsoft.com/office/drawing/2014/chartex" xmlns:cx1="http://schemas.microsoft.com/office/drawing/2015/9/8/chartex" xmlns:cx2="http://schemas.microsoft.com/office/drawing/2015/10/21/chartex" xmlns:cx3="http://schemas.microsoft.com/office/drawing/2016/5/9/chartex" xmlns:cx4="http://schemas.microsoft.com/office/drawing/2016/5/10/chartex" xmlns:cx5="http://schemas.microsoft.com/office/drawing/2016/5/11/chartex" xmlns:cx6="http://schemas.microsoft.com/office/drawing/2016/5/12/chartex" xmlns:cx7="http://schemas.microsoft.com/office/drawing/2016/5/13/chartex" xmlns:cx8="http://schemas.microsoft.com/office/drawing/2016/5/14/chartex" xmlns:mc="http://schemas.openxmlformats.org/markup-compatibility/2006" xmlns:aink="http://schemas.microsoft.com/office/drawing/2016/ink" xmlns:am3d="http://schemas.microsoft.com/office/drawing/2017/model3d" xmlns:o="urn:schemas-microsoft-com:office:office" xmlns:oel="http://schemas.microsoft.com/office/2019/extlst" xmlns:r="http://schemas.openxmlformats.org/officeDocument/2006/relationships" xmlns:m="http://schemas.openxmlformats.org/officeDocument/2006/math" xmlns:v="urn:schemas-microsoft-com:vml" xmlns:wp14="http://schemas.microsoft.com/office/word/2010/wordprocessingDrawing" xmlns:wp="http://schemas.openxmlformats.org/drawingml/2006/wordprocessingDrawing" xmlns:w10="urn:schemas-microsoft-com:office:word" xmlns:w="http://schemas.openxmlformats.org/wordprocessingml/2006/main" xmlns:w14="http://schemas.microsoft.com/office/word/2010/wordml" xmlns:w15="http://schemas.microsoft.com/office/word/2012/wordml" xmlns:w16cex="http://schemas.microsoft.com/office/word/2018/wordml/cex" xmlns:w16cid="http://schemas.microsoft.com/office/word/2016/wordml/cid" xmlns:w16="http://schemas.microsoft.com/office/word/2018/wordml" xmlns:w16du="http://schemas.microsoft.com/office/word/2023/wordml/word16du" xmlns:w16sdtdh="http://schemas.microsoft.com/office/word/2020/wordml/sdtdatahash" xmlns:w16sdtfl="http://schemas.microsoft.com/office/word/2024/wordml/sdtformatlock" xmlns:w16se="http://schemas.microsoft.com/office/word/2015/wordml/symex" xmlns:wpg="http://schemas.microsoft.com/office/word/2010/wordprocessingGroup" xmlns:wpi="http://schemas.microsoft.com/office/word/2010/wordprocessingInk" xmlns:wne="http://schemas.microsoft.com/office/word/2006/wordml" xmlns:wps="http://schemas.microsoft.com/office/word/2010/wordprocessingShape" mc:Ignorable="w14 w15 w16se w16cid w16 w16cex w16sdtdh w16sdtfl w16du wp14">
   <w:endnote w:type="separator" w:id="-1">
     <w:p>
       <w:r>
@@ -2816,7 +2320,7 @@
 </file>
 
 <file path=word/footnotes.xml><?xml version="1.0" encoding="utf-8"?>
-<w:footnotes xmlns:wpc="http://schemas.microsoft.com/office/word/2010/wordprocessingCanvas" xmlns:cx="http://schemas.microsoft.com/office/drawing/2014/chartex" xmlns:cx1="http://schemas.microsoft.com/office/drawing/2015/9/8/chartex" xmlns:cx2="http://schemas.microsoft.com/office/drawing/2015/10/21/chartex" xmlns:cx3="http://schemas.microsoft.com/office/drawing/2016/5/9/chartex" xmlns:cx4="http://schemas.microsoft.com/office/drawing/2016/5/10/chartex" xmlns:cx5="http://schemas.microsoft.com/office/drawing/2016/5/11/chartex" xmlns:cx6="http://schemas.microsoft.com/office/drawing/2016/5/12/chartex" xmlns:cx7="http://schemas.microsoft.com/office/drawing/2016/5/13/chartex" xmlns:cx8="http://schemas.microsoft.com/office/drawing/2016/5/14/chartex" xmlns:mc="http://schemas.openxmlformats.org/markup-compatibility/2006" xmlns:aink="http://schemas.microsoft.com/office/drawing/2016/ink" xmlns:am3d="http://schemas.microsoft.com/office/drawing/2017/model3d" xmlns:o="urn:schemas-microsoft-com:office:office" xmlns:r="http://schemas.openxmlformats.org/officeDocument/2006/relationships" xmlns:m="http://schemas.openxmlformats.org/officeDocument/2006/math" xmlns:v="urn:schemas-microsoft-com:vml" xmlns:wp14="http://schemas.microsoft.com/office/word/2010/wordprocessingDrawing" xmlns:wp="http://schemas.openxmlformats.org/drawingml/2006/wordprocessingDrawing" xmlns:w10="urn:schemas-microsoft-com:office:word" xmlns:w="http://schemas.openxmlformats.org/wordprocessingml/2006/main" xmlns:w14="http://schemas.microsoft.com/office/word/2010/wordml" xmlns:w15="http://schemas.microsoft.com/office/word/2012/wordml" xmlns:w16cex="http://schemas.microsoft.com/office/word/2018/wordml/cex" xmlns:w16cid="http://schemas.microsoft.com/office/word/2016/wordml/cid" xmlns:w16="http://schemas.microsoft.com/office/word/2018/wordml" xmlns:w16sdtdh="http://schemas.microsoft.com/office/word/2020/wordml/sdtdatahash" xmlns:w16se="http://schemas.microsoft.com/office/word/2015/wordml/symex" xmlns:wpg="http://schemas.microsoft.com/office/word/2010/wordprocessingGroup" xmlns:wpi="http://schemas.microsoft.com/office/word/2010/wordprocessingInk" xmlns:wne="http://schemas.microsoft.com/office/word/2006/wordml" xmlns:wps="http://schemas.microsoft.com/office/word/2010/wordprocessingShape" mc:Ignorable="w14 w15 w16se w16cid w16 w16cex w16sdtdh wp14">
+<w:footnotes xmlns:wpc="http://schemas.microsoft.com/office/word/2010/wordprocessingCanvas" xmlns:cx="http://schemas.microsoft.com/office/drawing/2014/chartex" xmlns:cx1="http://schemas.microsoft.com/office/drawing/2015/9/8/chartex" xmlns:cx2="http://schemas.microsoft.com/office/drawing/2015/10/21/chartex" xmlns:cx3="http://schemas.microsoft.com/office/drawing/2016/5/9/chartex" xmlns:cx4="http://schemas.microsoft.com/office/drawing/2016/5/10/chartex" xmlns:cx5="http://schemas.microsoft.com/office/drawing/2016/5/11/chartex" xmlns:cx6="http://schemas.microsoft.com/office/drawing/2016/5/12/chartex" xmlns:cx7="http://schemas.microsoft.com/office/drawing/2016/5/13/chartex" xmlns:cx8="http://schemas.microsoft.com/office/drawing/2016/5/14/chartex" xmlns:mc="http://schemas.openxmlformats.org/markup-compatibility/2006" xmlns:aink="http://schemas.microsoft.com/office/drawing/2016/ink" xmlns:am3d="http://schemas.microsoft.com/office/drawing/2017/model3d" xmlns:o="urn:schemas-microsoft-com:office:office" xmlns:oel="http://schemas.microsoft.com/office/2019/extlst" xmlns:r="http://schemas.openxmlformats.org/officeDocument/2006/relationships" xmlns:m="http://schemas.openxmlformats.org/officeDocument/2006/math" xmlns:v="urn:schemas-microsoft-com:vml" xmlns:wp14="http://schemas.microsoft.com/office/word/2010/wordprocessingDrawing" xmlns:wp="http://schemas.openxmlformats.org/drawingml/2006/wordprocessingDrawing" xmlns:w10="urn:schemas-microsoft-com:office:word" xmlns:w="http://schemas.openxmlformats.org/wordprocessingml/2006/main" xmlns:w14="http://schemas.microsoft.com/office/word/2010/wordml" xmlns:w15="http://schemas.microsoft.com/office/word/2012/wordml" xmlns:w16cex="http://schemas.microsoft.com/office/word/2018/wordml/cex" xmlns:w16cid="http://schemas.microsoft.com/office/word/2016/wordml/cid" xmlns:w16="http://schemas.microsoft.com/office/word/2018/wordml" xmlns:w16du="http://schemas.microsoft.com/office/word/2023/wordml/word16du" xmlns:w16sdtdh="http://schemas.microsoft.com/office/word/2020/wordml/sdtdatahash" xmlns:w16sdtfl="http://schemas.microsoft.com/office/word/2024/wordml/sdtformatlock" xmlns:w16se="http://schemas.microsoft.com/office/word/2015/wordml/symex" xmlns:wpg="http://schemas.microsoft.com/office/word/2010/wordprocessingGroup" xmlns:wpi="http://schemas.microsoft.com/office/word/2010/wordprocessingInk" xmlns:wne="http://schemas.microsoft.com/office/word/2006/wordml" xmlns:wps="http://schemas.microsoft.com/office/word/2010/wordprocessingShape" mc:Ignorable="w14 w15 w16se w16cid w16 w16cex w16sdtdh w16sdtfl w16du wp14">
   <w:footnote w:type="separator" w:id="-1">
     <w:p>
       <w:r>
@@ -2835,7 +2339,7 @@
 </file>
 
 <file path=word/numbering.xml><?xml version="1.0" encoding="utf-8"?>
-<w:numbering xmlns:wpc="http://schemas.microsoft.com/office/word/2010/wordprocessingCanvas" xmlns:cx="http://schemas.microsoft.com/office/drawing/2014/chartex" xmlns:cx1="http://schemas.microsoft.com/office/drawing/2015/9/8/chartex" xmlns:cx2="http://schemas.microsoft.com/office/drawing/2015/10/21/chartex" xmlns:cx3="http://schemas.microsoft.com/office/drawing/2016/5/9/chartex" xmlns:cx4="http://schemas.microsoft.com/office/drawing/2016/5/10/chartex" xmlns:cx5="http://schemas.microsoft.com/office/drawing/2016/5/11/chartex" xmlns:cx6="http://schemas.microsoft.com/office/drawing/2016/5/12/chartex" xmlns:cx7="http://schemas.microsoft.com/office/drawing/2016/5/13/chartex" xmlns:cx8="http://schemas.microsoft.com/office/drawing/2016/5/14/chartex" xmlns:mc="http://schemas.openxmlformats.org/markup-compatibility/2006" xmlns:aink="http://schemas.microsoft.com/office/drawing/2016/ink" xmlns:am3d="http://schemas.microsoft.com/office/drawing/2017/model3d" xmlns:o="urn:schemas-microsoft-com:office:office" xmlns:r="http://schemas.openxmlformats.org/officeDocument/2006/relationships" xmlns:m="http://schemas.openxmlformats.org/officeDocument/2006/math" xmlns:v="urn:schemas-microsoft-com:vml" xmlns:wp14="http://schemas.microsoft.com/office/word/2010/wordprocessingDrawing" xmlns:wp="http://schemas.openxmlformats.org/drawingml/2006/wordprocessingDrawing" xmlns:w10="urn:schemas-microsoft-com:office:word" xmlns:w="http://schemas.openxmlformats.org/wordprocessingml/2006/main" xmlns:w14="http://schemas.microsoft.com/office/word/2010/wordml" xmlns:w15="http://schemas.microsoft.com/office/word/2012/wordml" xmlns:w16cex="http://schemas.microsoft.com/office/word/2018/wordml/cex" xmlns:w16cid="http://schemas.microsoft.com/office/word/2016/wordml/cid" xmlns:w16="http://schemas.microsoft.com/office/word/2018/wordml" xmlns:w16sdtdh="http://schemas.microsoft.com/office/word/2020/wordml/sdtdatahash" xmlns:w16se="http://schemas.microsoft.com/office/word/2015/wordml/symex" xmlns:wpg="http://schemas.microsoft.com/office/word/2010/wordprocessingGroup" xmlns:wpi="http://schemas.microsoft.com/office/word/2010/wordprocessingInk" xmlns:wne="http://schemas.microsoft.com/office/word/2006/wordml" xmlns:wps="http://schemas.microsoft.com/office/word/2010/wordprocessingShape" mc:Ignorable="w14 w15 w16se w16cid w16 w16cex w16sdtdh wp14">
+<w:numbering xmlns:wpc="http://schemas.microsoft.com/office/word/2010/wordprocessingCanvas" xmlns:cx="http://schemas.microsoft.com/office/drawing/2014/chartex" xmlns:cx1="http://schemas.microsoft.com/office/drawing/2015/9/8/chartex" xmlns:cx2="http://schemas.microsoft.com/office/drawing/2015/10/21/chartex" xmlns:cx3="http://schemas.microsoft.com/office/drawing/2016/5/9/chartex" xmlns:cx4="http://schemas.microsoft.com/office/drawing/2016/5/10/chartex" xmlns:cx5="http://schemas.microsoft.com/office/drawing/2016/5/11/chartex" xmlns:cx6="http://schemas.microsoft.com/office/drawing/2016/5/12/chartex" xmlns:cx7="http://schemas.microsoft.com/office/drawing/2016/5/13/chartex" xmlns:cx8="http://schemas.microsoft.com/office/drawing/2016/5/14/chartex" xmlns:mc="http://schemas.openxmlformats.org/markup-compatibility/2006" xmlns:aink="http://schemas.microsoft.com/office/drawing/2016/ink" xmlns:am3d="http://schemas.microsoft.com/office/drawing/2017/model3d" xmlns:o="urn:schemas-microsoft-com:office:office" xmlns:oel="http://schemas.microsoft.com/office/2019/extlst" xmlns:r="http://schemas.openxmlformats.org/officeDocument/2006/relationships" xmlns:m="http://schemas.openxmlformats.org/officeDocument/2006/math" xmlns:v="urn:schemas-microsoft-com:vml" xmlns:wp14="http://schemas.microsoft.com/office/word/2010/wordprocessingDrawing" xmlns:wp="http://schemas.openxmlformats.org/drawingml/2006/wordprocessingDrawing" xmlns:w10="urn:schemas-microsoft-com:office:word" xmlns:w="http://schemas.openxmlformats.org/wordprocessingml/2006/main" xmlns:w14="http://schemas.microsoft.com/office/word/2010/wordml" xmlns:w15="http://schemas.microsoft.com/office/word/2012/wordml" xmlns:w16cex="http://schemas.microsoft.com/office/word/2018/wordml/cex" xmlns:w16cid="http://schemas.microsoft.com/office/word/2016/wordml/cid" xmlns:w16="http://schemas.microsoft.com/office/word/2018/wordml" xmlns:w16du="http://schemas.microsoft.com/office/word/2023/wordml/word16du" xmlns:w16sdtdh="http://schemas.microsoft.com/office/word/2020/wordml/sdtdatahash" xmlns:w16sdtfl="http://schemas.microsoft.com/office/word/2024/wordml/sdtformatlock" xmlns:w16se="http://schemas.microsoft.com/office/word/2015/wordml/symex" xmlns:wpg="http://schemas.microsoft.com/office/word/2010/wordprocessingGroup" xmlns:wpi="http://schemas.microsoft.com/office/word/2010/wordprocessingInk" xmlns:wne="http://schemas.microsoft.com/office/word/2006/wordml" xmlns:wps="http://schemas.microsoft.com/office/word/2010/wordprocessingShape" mc:Ignorable="w14 w15 w16se w16cid w16 w16cex w16sdtdh w16sdtfl w16du wp14">
   <w:abstractNum w:abstractNumId="0" w15:restartNumberingAfterBreak="0">
     <w:nsid w:val="27482D43"/>
     <w:multiLevelType w:val="hybridMultilevel"/>
@@ -3173,20 +2677,20 @@
       </w:rPr>
     </w:lvl>
   </w:abstractNum>
-  <w:num w:numId="1">
+  <w:num w:numId="1" w16cid:durableId="586232148">
     <w:abstractNumId w:val="2"/>
   </w:num>
-  <w:num w:numId="2">
+  <w:num w:numId="2" w16cid:durableId="1156149705">
     <w:abstractNumId w:val="1"/>
   </w:num>
-  <w:num w:numId="3">
+  <w:num w:numId="3" w16cid:durableId="567421587">
     <w:abstractNumId w:val="0"/>
   </w:num>
 </w:numbering>
 </file>
 
 <file path=word/styles.xml><?xml version="1.0" encoding="utf-8"?>
-<w:styles xmlns:mc="http://schemas.openxmlformats.org/markup-compatibility/2006" xmlns:r="http://schemas.openxmlformats.org/officeDocument/2006/relationships" xmlns:w="http://schemas.openxmlformats.org/wordprocessingml/2006/main" xmlns:w14="http://schemas.microsoft.com/office/word/2010/wordml" xmlns:w15="http://schemas.microsoft.com/office/word/2012/wordml" xmlns:w16cex="http://schemas.microsoft.com/office/word/2018/wordml/cex" xmlns:w16cid="http://schemas.microsoft.com/office/word/2016/wordml/cid" xmlns:w16="http://schemas.microsoft.com/office/word/2018/wordml" xmlns:w16sdtdh="http://schemas.microsoft.com/office/word/2020/wordml/sdtdatahash" xmlns:w16se="http://schemas.microsoft.com/office/word/2015/wordml/symex" mc:Ignorable="w14 w15 w16se w16cid w16 w16cex w16sdtdh">
+<w:styles xmlns:mc="http://schemas.openxmlformats.org/markup-compatibility/2006" xmlns:r="http://schemas.openxmlformats.org/officeDocument/2006/relationships" xmlns:w="http://schemas.openxmlformats.org/wordprocessingml/2006/main" xmlns:w14="http://schemas.microsoft.com/office/word/2010/wordml" xmlns:w15="http://schemas.microsoft.com/office/word/2012/wordml" xmlns:w16cex="http://schemas.microsoft.com/office/word/2018/wordml/cex" xmlns:w16cid="http://schemas.microsoft.com/office/word/2016/wordml/cid" xmlns:w16="http://schemas.microsoft.com/office/word/2018/wordml" xmlns:w16du="http://schemas.microsoft.com/office/word/2023/wordml/word16du" xmlns:w16sdtdh="http://schemas.microsoft.com/office/word/2020/wordml/sdtdatahash" xmlns:w16sdtfl="http://schemas.microsoft.com/office/word/2024/wordml/sdtformatlock" xmlns:w16se="http://schemas.microsoft.com/office/word/2015/wordml/symex" mc:Ignorable="w14 w15 w16se w16cid w16 w16cex w16sdtdh w16sdtfl w16du">
   <w:docDefaults>
     <w:rPrDefault>
       <w:rPr>
@@ -3296,6 +2800,7 @@
     <w:lsdException w:name="HTML Sample" w:semiHidden="1" w:unhideWhenUsed="1"/>
     <w:lsdException w:name="HTML Typewriter" w:semiHidden="1" w:unhideWhenUsed="1"/>
     <w:lsdException w:name="HTML Variable" w:semiHidden="1" w:unhideWhenUsed="1"/>
+    <w:lsdException w:name="Normal Table" w:semiHidden="1" w:unhideWhenUsed="1"/>
     <w:lsdException w:name="annotation subject" w:semiHidden="1" w:unhideWhenUsed="1"/>
     <w:lsdException w:name="No List" w:semiHidden="1" w:unhideWhenUsed="1"/>
     <w:lsdException w:name="Outline List 1" w:semiHidden="1" w:unhideWhenUsed="1"/>
@@ -3338,8 +2843,11 @@
     <w:lsdException w:name="Table Contemporary" w:semiHidden="1" w:unhideWhenUsed="1"/>
     <w:lsdException w:name="Table Elegant" w:semiHidden="1" w:unhideWhenUsed="1"/>
     <w:lsdException w:name="Table Professional" w:semiHidden="1" w:unhideWhenUsed="1"/>
+    <w:lsdException w:name="Table Subtle 1" w:semiHidden="1" w:unhideWhenUsed="1"/>
     <w:lsdException w:name="Table Subtle 2" w:semiHidden="1" w:unhideWhenUsed="1"/>
     <w:lsdException w:name="Table Web 1" w:semiHidden="1" w:unhideWhenUsed="1"/>
+    <w:lsdException w:name="Table Web 2" w:semiHidden="1" w:unhideWhenUsed="1"/>
+    <w:lsdException w:name="Table Web 3" w:semiHidden="1" w:unhideWhenUsed="1"/>
     <w:lsdException w:name="Balloon Text" w:semiHidden="1" w:unhideWhenUsed="1"/>
     <w:lsdException w:name="Table Theme" w:semiHidden="1" w:unhideWhenUsed="1"/>
     <w:lsdException w:name="Placeholder Text" w:semiHidden="1" w:uiPriority="99"/>
